--- a/rapports/2026-06-06/EQ31/EQ31_sup_v2/DR_malforme_1_03202E_11/55-24-92-09.docx
+++ b/rapports/2026-06-06/EQ31/EQ31_sup_v2/DR_malforme_1_03202E_11/55-24-92-09.docx
@@ -297,7 +297,7 @@
           <w:color w:val="1F6FEB"/>
           <w:sz w:val="22"/>
         </w:rPr>
-        <w:t>⚠ INCOHÉRENCES À CORRIGER (113)</w:t>
+        <w:t>⚠ INCOHÉRENCES À CORRIGER (104)</w:t>
       </w:r>
     </w:p>
     <w:tbl>
@@ -814,7 +814,7 @@
                 <w:color w:val="16A34A"/>
                 <w:sz w:val="16"/>
               </w:rPr>
-              <w:t>—</w:t>
+              <w:t>s00q10, s01q35, s01q36, s01q37, s02q04, s02q15, s01q00b, s02q17_code</w:t>
             </w:r>
           </w:p>
         </w:tc>
@@ -845,7 +845,7 @@
                 <w:i w:val="0"/>
                 <w:sz w:val="17"/>
               </w:rPr>
-              <w:t>Incohérence!!! seulement les écoles privées paient les frais de scolarité (y compris les frais d'inscription).</w:t>
+              <w:t>Avertissement!!! L'âge (32 ans) de AISSATOU BALDE avec son niveau d'étude (6ème année Primaire) semble incoherent, veuillez confirmer cette information avec le QG ou corriger l'incohérence.</w:t>
             </w:r>
           </w:p>
         </w:tc>
@@ -904,7 +904,7 @@
                 <w:color w:val="16A34A"/>
                 <w:sz w:val="16"/>
               </w:rPr>
-              <w:t>—</w:t>
+              <w:t>s02q33, s01q00b</w:t>
             </w:r>
           </w:p>
         </w:tc>
@@ -935,7 +935,7 @@
                 <w:i w:val="0"/>
                 <w:sz w:val="17"/>
               </w:rPr>
-              <w:t>Incoherent!!! Le niveau d'études suivi par ANSAROU BALDE  au cours de l'année 2024/2025 est Secondaire 1 (Moyen) Général mais il déclare en 2.11 qu'il a obtenu comme résultat le Diplômé, études achevées.</w:t>
+              <w:t>Incoherent!!! La dernière fois que MAIMOUNA BALDE a  fréquenté l'école est 9999.</w:t>
             </w:r>
           </w:p>
         </w:tc>
@@ -1025,7 +1025,7 @@
                 <w:i w:val="0"/>
                 <w:sz w:val="17"/>
               </w:rPr>
-              <w:t>Prière de corriger cette incoherence en 2.11.</w:t>
+              <w:t>Incoherent!!! Le niveau d'études suivi par ANSAROU BALDE  au cours de l'année 2024/2025 est Secondaire 1 (Moyen) Général mais il déclare en 2.11 qu'il a obtenu comme résultat le Diplômé, études achevées.</w:t>
             </w:r>
           </w:p>
         </w:tc>
@@ -1084,7 +1084,7 @@
                 <w:color w:val="16A34A"/>
                 <w:sz w:val="16"/>
               </w:rPr>
-              <w:t>s01q32, s01q36, s01q38, s04q37_modif, s02q33, s02q34, s01q00b</w:t>
+              <w:t>—</w:t>
             </w:r>
           </w:p>
         </w:tc>
@@ -1115,7 +1115,7 @@
                 <w:i w:val="0"/>
                 <w:sz w:val="17"/>
               </w:rPr>
-              <w:t>Peu probable!!! Vu l'âge (14 ans) de ANSAROU BALDE ou l'année à laquelle ANSAROU BALDE a fréquenté l'école pour la dernière fois (.) le dernier diplome de ANSAROU BALDE ne peut être le Certificat d'études primaires (CEP), prière de corriger cette incohérence ou confirmer avec le QG.</w:t>
+              <w:t>Prière de corriger cette incoherence en 2.11.</w:t>
             </w:r>
           </w:p>
         </w:tc>
@@ -1205,7 +1205,7 @@
                 <w:i w:val="0"/>
                 <w:sz w:val="17"/>
               </w:rPr>
-              <w:t>Peu probable!!! Vu l'âge (15 ans) de FADEL DIATTA ou l'année à laquelle FADEL DIATTA a fréquenté l'école pour la dernière fois (.) le dernier diplome de FADEL DIATTA ne peut être le Certificat d'études primaires (CEP), prière de corriger cette incohérence ou confirmer avec le QG.</w:t>
+              <w:t>Peu probable!!! Vu l'âge (14 ans) de ANSAROU BALDE ou l'année à laquelle ANSAROU BALDE a fréquenté l'école pour la dernière fois (.) le dernier diplome de ANSAROU BALDE ne peut être le Certificat d'études primaires (CEP), prière de corriger cette incohérence ou confirmer avec le QG.</w:t>
             </w:r>
           </w:p>
         </w:tc>
@@ -1264,7 +1264,7 @@
                 <w:color w:val="16A34A"/>
                 <w:sz w:val="16"/>
               </w:rPr>
-              <w:t>s00q10, s01q35, s01q36, s01q37, s02q04, s02q15, s01q00b, s02q17_code</w:t>
+              <w:t>—</w:t>
             </w:r>
           </w:p>
         </w:tc>
@@ -1295,7 +1295,7 @@
                 <w:i w:val="0"/>
                 <w:sz w:val="17"/>
               </w:rPr>
-              <w:t>Avertissement!!! L'âge (32 ans) de AISSATOU BALDE avec son niveau d'étude (6ème année Primaire) semble incoherent, veuillez confirmer cette information avec le QG ou corriger l'incohérence.</w:t>
+              <w:t>Incohérent!! Le niveau d'instruction déclaré par l'un des enfants (Secondaire 1er cycle) au niveau de la section 1 de DIENABOU FALL diffère de celui donné par DIENABOU FALL lui-même qui affirme ne pas avoir frequenté l'école formelle.</w:t>
             </w:r>
           </w:p>
         </w:tc>
@@ -1354,7 +1354,7 @@
                 <w:color w:val="16A34A"/>
                 <w:sz w:val="16"/>
               </w:rPr>
-              <w:t>s02q33, s01q00b</w:t>
+              <w:t>s01q32, s01q36, s01q38, s04q37_modif, s02q33, s02q34, s01q00b</w:t>
             </w:r>
           </w:p>
         </w:tc>
@@ -1385,7 +1385,7 @@
                 <w:i w:val="0"/>
                 <w:sz w:val="17"/>
               </w:rPr>
-              <w:t>Incoherent!!! La dernière fois que MAIMOUNA BALDE a  fréquenté l'école est 9999.</w:t>
+              <w:t>Peu probable!!! Vu l'âge (15 ans) de FADEL DIATTA ou l'année à laquelle FADEL DIATTA a fréquenté l'école pour la dernière fois (.) le dernier diplome de FADEL DIATTA ne peut être le Certificat d'études primaires (CEP), prière de corriger cette incohérence ou confirmer avec le QG.</w:t>
             </w:r>
           </w:p>
         </w:tc>
@@ -1418,6 +1418,1176 @@
                 <w:i w:val="0"/>
                 <w:sz w:val="16"/>
               </w:rPr>
+              <w:t>S03</w:t>
+              <w:br/>
+            </w:r>
+            <w:r>
+              <w:rPr>
+                <w:b w:val="0"/>
+                <w:i w:val="0"/>
+                <w:color w:val="64748B"/>
+                <w:sz w:val="14"/>
+              </w:rPr>
+              <w:t>Santé</w:t>
+            </w:r>
+          </w:p>
+        </w:tc>
+        <w:tc>
+          <w:tcPr>
+            <w:tcW w:type="dxa" w:w="1531"/>
+          </w:tcPr>
+          <w:p>
+            <w:r>
+              <w:rPr>
+                <w:b/>
+                <w:i w:val="0"/>
+                <w:color w:val="16A34A"/>
+                <w:sz w:val="16"/>
+              </w:rPr>
+              <w:t>—</w:t>
+            </w:r>
+          </w:p>
+        </w:tc>
+        <w:tc>
+          <w:tcPr>
+            <w:tcW w:type="dxa" w:w="1191"/>
+          </w:tcPr>
+          <w:p>
+            <w:r>
+              <w:rPr>
+                <w:b w:val="0"/>
+                <w:i w:val="0"/>
+                <w:color w:val="64748B"/>
+                <w:sz w:val="16"/>
+              </w:rPr>
+              <w:t>GT-CQ</w:t>
+            </w:r>
+          </w:p>
+        </w:tc>
+        <w:tc>
+          <w:tcPr>
+            <w:tcW w:type="dxa" w:w="4706"/>
+          </w:tcPr>
+          <w:p>
+            <w:r>
+              <w:rPr>
+                <w:b w:val="0"/>
+                <w:i w:val="0"/>
+                <w:sz w:val="17"/>
+              </w:rPr>
+              <w:t>Incohérent !!! MAMA BALDE s'est consulté la première fois pour cette maladie (Toux, rhume, grippe) chez un médecin généraliste et vous dites que  MAMA BALDE n'est pas concerné par le montant des frais de consultation d'un médecin généraliste (3.14=9999).</w:t>
+            </w:r>
+          </w:p>
+        </w:tc>
+      </w:tr>
+      <w:tr>
+        <w:tc>
+          <w:tcPr>
+            <w:tcW w:type="dxa" w:w="964"/>
+          </w:tcPr>
+          <w:p>
+            <w:r>
+              <w:rPr>
+                <w:b/>
+                <w:i w:val="0"/>
+                <w:color w:val="DC2626"/>
+                <w:sz w:val="16"/>
+              </w:rPr>
+              <w:t>Haute</w:t>
+            </w:r>
+          </w:p>
+        </w:tc>
+        <w:tc>
+          <w:tcPr>
+            <w:tcW w:type="dxa" w:w="1247"/>
+          </w:tcPr>
+          <w:p>
+            <w:r>
+              <w:rPr>
+                <w:b/>
+                <w:i w:val="0"/>
+                <w:sz w:val="16"/>
+              </w:rPr>
+              <w:t>S03</w:t>
+              <w:br/>
+            </w:r>
+            <w:r>
+              <w:rPr>
+                <w:b w:val="0"/>
+                <w:i w:val="0"/>
+                <w:color w:val="64748B"/>
+                <w:sz w:val="14"/>
+              </w:rPr>
+              <w:t>Santé</w:t>
+            </w:r>
+          </w:p>
+        </w:tc>
+        <w:tc>
+          <w:tcPr>
+            <w:tcW w:type="dxa" w:w="1531"/>
+          </w:tcPr>
+          <w:p>
+            <w:r>
+              <w:rPr>
+                <w:b/>
+                <w:i w:val="0"/>
+                <w:color w:val="16A34A"/>
+                <w:sz w:val="16"/>
+              </w:rPr>
+              <w:t>—</w:t>
+            </w:r>
+          </w:p>
+        </w:tc>
+        <w:tc>
+          <w:tcPr>
+            <w:tcW w:type="dxa" w:w="1191"/>
+          </w:tcPr>
+          <w:p>
+            <w:r>
+              <w:rPr>
+                <w:b w:val="0"/>
+                <w:i w:val="0"/>
+                <w:color w:val="64748B"/>
+                <w:sz w:val="16"/>
+              </w:rPr>
+              <w:t>GT-CQ</w:t>
+            </w:r>
+          </w:p>
+        </w:tc>
+        <w:tc>
+          <w:tcPr>
+            <w:tcW w:type="dxa" w:w="4706"/>
+          </w:tcPr>
+          <w:p>
+            <w:r>
+              <w:rPr>
+                <w:b w:val="0"/>
+                <w:i w:val="0"/>
+                <w:sz w:val="17"/>
+              </w:rPr>
+              <w:t>Prière de verifier cette incohérence auprès de l'enquêté ou confirmer.</w:t>
+            </w:r>
+          </w:p>
+        </w:tc>
+      </w:tr>
+      <w:tr>
+        <w:tc>
+          <w:tcPr>
+            <w:tcW w:type="dxa" w:w="964"/>
+          </w:tcPr>
+          <w:p>
+            <w:r>
+              <w:rPr>
+                <w:b/>
+                <w:i w:val="0"/>
+                <w:color w:val="DC2626"/>
+                <w:sz w:val="16"/>
+              </w:rPr>
+              <w:t>Haute</w:t>
+            </w:r>
+          </w:p>
+        </w:tc>
+        <w:tc>
+          <w:tcPr>
+            <w:tcW w:type="dxa" w:w="1247"/>
+          </w:tcPr>
+          <w:p>
+            <w:r>
+              <w:rPr>
+                <w:b/>
+                <w:i w:val="0"/>
+                <w:sz w:val="16"/>
+              </w:rPr>
+              <w:t>S03</w:t>
+              <w:br/>
+            </w:r>
+            <w:r>
+              <w:rPr>
+                <w:b w:val="0"/>
+                <w:i w:val="0"/>
+                <w:color w:val="64748B"/>
+                <w:sz w:val="14"/>
+              </w:rPr>
+              <w:t>Santé</w:t>
+            </w:r>
+          </w:p>
+        </w:tc>
+        <w:tc>
+          <w:tcPr>
+            <w:tcW w:type="dxa" w:w="1531"/>
+          </w:tcPr>
+          <w:p>
+            <w:r>
+              <w:rPr>
+                <w:b/>
+                <w:i w:val="0"/>
+                <w:color w:val="16A34A"/>
+                <w:sz w:val="16"/>
+              </w:rPr>
+              <w:t>s03q14, s03q15, s03q17, s03q18, s03q19, s03q20, s03q21</w:t>
+            </w:r>
+          </w:p>
+        </w:tc>
+        <w:tc>
+          <w:tcPr>
+            <w:tcW w:type="dxa" w:w="1191"/>
+          </w:tcPr>
+          <w:p>
+            <w:r>
+              <w:rPr>
+                <w:b w:val="0"/>
+                <w:i w:val="0"/>
+                <w:color w:val="64748B"/>
+                <w:sz w:val="16"/>
+              </w:rPr>
+              <w:t>GT-CQ</w:t>
+            </w:r>
+          </w:p>
+        </w:tc>
+        <w:tc>
+          <w:tcPr>
+            <w:tcW w:type="dxa" w:w="4706"/>
+          </w:tcPr>
+          <w:p>
+            <w:r>
+              <w:rPr>
+                <w:b w:val="0"/>
+                <w:i w:val="0"/>
+                <w:sz w:val="17"/>
+              </w:rPr>
+              <w:t>Incoherence!!! FATOUMATA BALDE a consulté dans un service de santé ou un guérisseur au cours des 3 derniers mois sans hospitalisation (3.13=Oui) mais la depense liée à cette consultation est nulle 0 ou ne sait pas partout dans les questions (s03q14 s03q15 s03q17 s03q18 s03q19 s03q20 s03q21).</w:t>
+            </w:r>
+          </w:p>
+        </w:tc>
+      </w:tr>
+      <w:tr>
+        <w:tc>
+          <w:tcPr>
+            <w:tcW w:type="dxa" w:w="964"/>
+          </w:tcPr>
+          <w:p>
+            <w:r>
+              <w:rPr>
+                <w:b/>
+                <w:i w:val="0"/>
+                <w:color w:val="DC2626"/>
+                <w:sz w:val="16"/>
+              </w:rPr>
+              <w:t>Haute</w:t>
+            </w:r>
+          </w:p>
+        </w:tc>
+        <w:tc>
+          <w:tcPr>
+            <w:tcW w:type="dxa" w:w="1247"/>
+          </w:tcPr>
+          <w:p>
+            <w:r>
+              <w:rPr>
+                <w:b/>
+                <w:i w:val="0"/>
+                <w:sz w:val="16"/>
+              </w:rPr>
+              <w:t>S03</w:t>
+              <w:br/>
+            </w:r>
+            <w:r>
+              <w:rPr>
+                <w:b w:val="0"/>
+                <w:i w:val="0"/>
+                <w:color w:val="64748B"/>
+                <w:sz w:val="14"/>
+              </w:rPr>
+              <w:t>Santé</w:t>
+            </w:r>
+          </w:p>
+        </w:tc>
+        <w:tc>
+          <w:tcPr>
+            <w:tcW w:type="dxa" w:w="1531"/>
+          </w:tcPr>
+          <w:p>
+            <w:r>
+              <w:rPr>
+                <w:b/>
+                <w:i w:val="0"/>
+                <w:color w:val="16A34A"/>
+                <w:sz w:val="16"/>
+              </w:rPr>
+              <w:t>s03q14, s03q15, s03q17, s03q18, s03q19, s03q20, s03q21</w:t>
+            </w:r>
+          </w:p>
+        </w:tc>
+        <w:tc>
+          <w:tcPr>
+            <w:tcW w:type="dxa" w:w="1191"/>
+          </w:tcPr>
+          <w:p>
+            <w:r>
+              <w:rPr>
+                <w:b w:val="0"/>
+                <w:i w:val="0"/>
+                <w:color w:val="64748B"/>
+                <w:sz w:val="16"/>
+              </w:rPr>
+              <w:t>GT-CQ</w:t>
+            </w:r>
+          </w:p>
+        </w:tc>
+        <w:tc>
+          <w:tcPr>
+            <w:tcW w:type="dxa" w:w="4706"/>
+          </w:tcPr>
+          <w:p>
+            <w:r>
+              <w:rPr>
+                <w:b w:val="0"/>
+                <w:i w:val="0"/>
+                <w:sz w:val="17"/>
+              </w:rPr>
+              <w:t>Incoherence!!! YERO BALDE a consulté dans un service de santé ou un guérisseur au cours des 3 derniers mois sans hospitalisation (3.13=Oui) mais la depense liée à cette consultation est nulle 0 ou ne sait pas partout dans les questions (s03q14 s03q15 s03q17 s03q18 s03q19 s03q20 s03q21).</w:t>
+            </w:r>
+          </w:p>
+        </w:tc>
+      </w:tr>
+      <w:tr>
+        <w:tc>
+          <w:tcPr>
+            <w:tcW w:type="dxa" w:w="964"/>
+          </w:tcPr>
+          <w:p>
+            <w:r>
+              <w:rPr>
+                <w:b/>
+                <w:i w:val="0"/>
+                <w:color w:val="DC2626"/>
+                <w:sz w:val="16"/>
+              </w:rPr>
+              <w:t>Haute</w:t>
+            </w:r>
+          </w:p>
+        </w:tc>
+        <w:tc>
+          <w:tcPr>
+            <w:tcW w:type="dxa" w:w="1247"/>
+          </w:tcPr>
+          <w:p>
+            <w:r>
+              <w:rPr>
+                <w:b/>
+                <w:i w:val="0"/>
+                <w:sz w:val="16"/>
+              </w:rPr>
+              <w:t>S04</w:t>
+              <w:br/>
+            </w:r>
+            <w:r>
+              <w:rPr>
+                <w:b w:val="0"/>
+                <w:i w:val="0"/>
+                <w:color w:val="64748B"/>
+                <w:sz w:val="14"/>
+              </w:rPr>
+              <w:t>Emploi</w:t>
+            </w:r>
+          </w:p>
+        </w:tc>
+        <w:tc>
+          <w:tcPr>
+            <w:tcW w:type="dxa" w:w="1531"/>
+          </w:tcPr>
+          <w:p>
+            <w:r>
+              <w:rPr>
+                <w:b/>
+                <w:i w:val="0"/>
+                <w:color w:val="16A34A"/>
+                <w:sz w:val="16"/>
+              </w:rPr>
+              <w:t>—</w:t>
+            </w:r>
+          </w:p>
+        </w:tc>
+        <w:tc>
+          <w:tcPr>
+            <w:tcW w:type="dxa" w:w="1191"/>
+          </w:tcPr>
+          <w:p>
+            <w:r>
+              <w:rPr>
+                <w:b w:val="0"/>
+                <w:i w:val="0"/>
+                <w:color w:val="64748B"/>
+                <w:sz w:val="16"/>
+              </w:rPr>
+              <w:t>GT-CQ</w:t>
+            </w:r>
+          </w:p>
+        </w:tc>
+        <w:tc>
+          <w:tcPr>
+            <w:tcW w:type="dxa" w:w="4706"/>
+          </w:tcPr>
+          <w:p>
+            <w:r>
+              <w:rPr>
+                <w:b w:val="0"/>
+                <w:i w:val="0"/>
+                <w:sz w:val="17"/>
+              </w:rPr>
+              <w:t>Incohérence détectée ! Il semble peu probable que BINTA BALDE occupe un emploi secondaire pour l'ETAT/collectivités locales ou dans une entreprise publique/parapublique tout en travaillant moins de 20 jours par mois.</w:t>
+            </w:r>
+          </w:p>
+        </w:tc>
+      </w:tr>
+      <w:tr>
+        <w:tc>
+          <w:tcPr>
+            <w:tcW w:type="dxa" w:w="964"/>
+          </w:tcPr>
+          <w:p>
+            <w:r>
+              <w:rPr>
+                <w:b/>
+                <w:i w:val="0"/>
+                <w:color w:val="DC2626"/>
+                <w:sz w:val="16"/>
+              </w:rPr>
+              <w:t>Haute</w:t>
+            </w:r>
+          </w:p>
+        </w:tc>
+        <w:tc>
+          <w:tcPr>
+            <w:tcW w:type="dxa" w:w="1247"/>
+          </w:tcPr>
+          <w:p>
+            <w:r>
+              <w:rPr>
+                <w:b/>
+                <w:i w:val="0"/>
+                <w:sz w:val="16"/>
+              </w:rPr>
+              <w:t>S11</w:t>
+              <w:br/>
+            </w:r>
+            <w:r>
+              <w:rPr>
+                <w:b w:val="0"/>
+                <w:i w:val="0"/>
+                <w:color w:val="64748B"/>
+                <w:sz w:val="14"/>
+              </w:rPr>
+              <w:t>Logement / cadre de vie</w:t>
+            </w:r>
+          </w:p>
+        </w:tc>
+        <w:tc>
+          <w:tcPr>
+            <w:tcW w:type="dxa" w:w="1531"/>
+          </w:tcPr>
+          <w:p>
+            <w:r>
+              <w:rPr>
+                <w:b/>
+                <w:i w:val="0"/>
+                <w:color w:val="16A34A"/>
+                <w:sz w:val="16"/>
+              </w:rPr>
+              <w:t>—</w:t>
+            </w:r>
+          </w:p>
+        </w:tc>
+        <w:tc>
+          <w:tcPr>
+            <w:tcW w:type="dxa" w:w="1191"/>
+          </w:tcPr>
+          <w:p>
+            <w:r>
+              <w:rPr>
+                <w:b w:val="0"/>
+                <w:i w:val="0"/>
+                <w:color w:val="64748B"/>
+                <w:sz w:val="16"/>
+              </w:rPr>
+              <w:t>GT-CQ</w:t>
+            </w:r>
+          </w:p>
+        </w:tc>
+        <w:tc>
+          <w:tcPr>
+            <w:tcW w:type="dxa" w:w="4706"/>
+          </w:tcPr>
+          <w:p>
+            <w:r>
+              <w:rPr>
+                <w:b w:val="0"/>
+                <w:i w:val="0"/>
+                <w:sz w:val="17"/>
+              </w:rPr>
+              <w:t>Incoherence!! Le ménage a depensé .</w:t>
+            </w:r>
+          </w:p>
+        </w:tc>
+      </w:tr>
+      <w:tr>
+        <w:tc>
+          <w:tcPr>
+            <w:tcW w:type="dxa" w:w="964"/>
+          </w:tcPr>
+          <w:p>
+            <w:r>
+              <w:rPr>
+                <w:b/>
+                <w:i w:val="0"/>
+                <w:color w:val="DC2626"/>
+                <w:sz w:val="16"/>
+              </w:rPr>
+              <w:t>Haute</w:t>
+            </w:r>
+          </w:p>
+        </w:tc>
+        <w:tc>
+          <w:tcPr>
+            <w:tcW w:type="dxa" w:w="1247"/>
+          </w:tcPr>
+          <w:p>
+            <w:r>
+              <w:rPr>
+                <w:b/>
+                <w:i w:val="0"/>
+                <w:sz w:val="16"/>
+              </w:rPr>
+              <w:t>S11</w:t>
+              <w:br/>
+            </w:r>
+            <w:r>
+              <w:rPr>
+                <w:b w:val="0"/>
+                <w:i w:val="0"/>
+                <w:color w:val="64748B"/>
+                <w:sz w:val="14"/>
+              </w:rPr>
+              <w:t>Logement / cadre de vie</w:t>
+            </w:r>
+          </w:p>
+        </w:tc>
+        <w:tc>
+          <w:tcPr>
+            <w:tcW w:type="dxa" w:w="1531"/>
+          </w:tcPr>
+          <w:p>
+            <w:r>
+              <w:rPr>
+                <w:b/>
+                <w:i w:val="0"/>
+                <w:color w:val="16A34A"/>
+                <w:sz w:val="16"/>
+              </w:rPr>
+              <w:t>s01q29, s01q31, s04q24, s00q04, s11q21, s09fq03, s09fq011</w:t>
+            </w:r>
+          </w:p>
+        </w:tc>
+        <w:tc>
+          <w:tcPr>
+            <w:tcW w:type="dxa" w:w="1191"/>
+          </w:tcPr>
+          <w:p>
+            <w:r>
+              <w:rPr>
+                <w:b w:val="0"/>
+                <w:i w:val="0"/>
+                <w:color w:val="64748B"/>
+                <w:sz w:val="16"/>
+              </w:rPr>
+              <w:t>GT-CQ</w:t>
+            </w:r>
+          </w:p>
+        </w:tc>
+        <w:tc>
+          <w:tcPr>
+            <w:tcW w:type="dxa" w:w="4706"/>
+          </w:tcPr>
+          <w:p>
+            <w:r>
+              <w:rPr>
+                <w:b w:val="0"/>
+                <w:i w:val="0"/>
+                <w:sz w:val="17"/>
+              </w:rPr>
+              <w:t>FCFA dans Frais de connexion au réseau de distribution d'eau mais dit ne pas être connecté à un réseau d'eau courante, prière de corriger cette incoherence</w:t>
+            </w:r>
+          </w:p>
+        </w:tc>
+      </w:tr>
+      <w:tr>
+        <w:tc>
+          <w:tcPr>
+            <w:tcW w:type="dxa" w:w="964"/>
+          </w:tcPr>
+          <w:p>
+            <w:r>
+              <w:rPr>
+                <w:b/>
+                <w:i w:val="0"/>
+                <w:color w:val="DC2626"/>
+                <w:sz w:val="16"/>
+              </w:rPr>
+              <w:t>Haute</w:t>
+            </w:r>
+          </w:p>
+        </w:tc>
+        <w:tc>
+          <w:tcPr>
+            <w:tcW w:type="dxa" w:w="1247"/>
+          </w:tcPr>
+          <w:p>
+            <w:r>
+              <w:rPr>
+                <w:b/>
+                <w:i w:val="0"/>
+                <w:sz w:val="16"/>
+              </w:rPr>
+              <w:t>S16</w:t>
+              <w:br/>
+            </w:r>
+            <w:r>
+              <w:rPr>
+                <w:b w:val="0"/>
+                <w:i w:val="0"/>
+                <w:color w:val="64748B"/>
+                <w:sz w:val="14"/>
+              </w:rPr>
+              <w:t>Agriculture</w:t>
+            </w:r>
+          </w:p>
+        </w:tc>
+        <w:tc>
+          <w:tcPr>
+            <w:tcW w:type="dxa" w:w="1531"/>
+          </w:tcPr>
+          <w:p>
+            <w:r>
+              <w:rPr>
+                <w:b/>
+                <w:i w:val="0"/>
+                <w:color w:val="16A34A"/>
+                <w:sz w:val="16"/>
+              </w:rPr>
+              <w:t>s00q07a, s00q08, s00q10, s00q13_0, s00q15_0, s00q17_0, s00q23a, s00q23b</w:t>
+            </w:r>
+          </w:p>
+        </w:tc>
+        <w:tc>
+          <w:tcPr>
+            <w:tcW w:type="dxa" w:w="1191"/>
+          </w:tcPr>
+          <w:p>
+            <w:r>
+              <w:rPr>
+                <w:b w:val="0"/>
+                <w:i w:val="0"/>
+                <w:color w:val="64748B"/>
+                <w:sz w:val="16"/>
+              </w:rPr>
+              <w:t>GT-CQ</w:t>
+            </w:r>
+          </w:p>
+        </w:tc>
+        <w:tc>
+          <w:tcPr>
+            <w:tcW w:type="dxa" w:w="4706"/>
+          </w:tcPr>
+          <w:p>
+            <w:r>
+              <w:rPr>
+                <w:b w:val="0"/>
+                <w:i w:val="0"/>
+                <w:sz w:val="17"/>
+              </w:rPr>
+              <w:t>La somme des quantités consommées (120 kg), des quantités offertes (0 kg),  des quantités vendus (0 kg) et des quantités en stock (0 kg) depasse la quantité totale (1 kg) que le ménage a eu après la recolte de Riz Paddy , prière de corriger cette incoherence.</w:t>
+            </w:r>
+          </w:p>
+        </w:tc>
+      </w:tr>
+      <w:tr>
+        <w:tc>
+          <w:tcPr>
+            <w:tcW w:type="dxa" w:w="964"/>
+          </w:tcPr>
+          <w:p>
+            <w:r>
+              <w:rPr>
+                <w:b/>
+                <w:i w:val="0"/>
+                <w:color w:val="DC2626"/>
+                <w:sz w:val="16"/>
+              </w:rPr>
+              <w:t>Haute</w:t>
+            </w:r>
+          </w:p>
+        </w:tc>
+        <w:tc>
+          <w:tcPr>
+            <w:tcW w:type="dxa" w:w="1247"/>
+          </w:tcPr>
+          <w:p>
+            <w:r>
+              <w:rPr>
+                <w:b/>
+                <w:i w:val="0"/>
+                <w:sz w:val="16"/>
+              </w:rPr>
+              <w:t>S16</w:t>
+              <w:br/>
+            </w:r>
+            <w:r>
+              <w:rPr>
+                <w:b w:val="0"/>
+                <w:i w:val="0"/>
+                <w:color w:val="64748B"/>
+                <w:sz w:val="14"/>
+              </w:rPr>
+              <w:t>Agriculture</w:t>
+            </w:r>
+          </w:p>
+        </w:tc>
+        <w:tc>
+          <w:tcPr>
+            <w:tcW w:type="dxa" w:w="1531"/>
+          </w:tcPr>
+          <w:p>
+            <w:r>
+              <w:rPr>
+                <w:b/>
+                <w:i w:val="0"/>
+                <w:color w:val="16A34A"/>
+                <w:sz w:val="16"/>
+              </w:rPr>
+              <w:t>s00q07a, s00q08, s00q10, s00q13_0, s00q15_0, s00q17_0, s00q23a, s00q23b</w:t>
+            </w:r>
+          </w:p>
+        </w:tc>
+        <w:tc>
+          <w:tcPr>
+            <w:tcW w:type="dxa" w:w="1191"/>
+          </w:tcPr>
+          <w:p>
+            <w:r>
+              <w:rPr>
+                <w:b w:val="0"/>
+                <w:i w:val="0"/>
+                <w:color w:val="64748B"/>
+                <w:sz w:val="16"/>
+              </w:rPr>
+              <w:t>GT-CQ</w:t>
+            </w:r>
+          </w:p>
+        </w:tc>
+        <w:tc>
+          <w:tcPr>
+            <w:tcW w:type="dxa" w:w="4706"/>
+          </w:tcPr>
+          <w:p>
+            <w:r>
+              <w:rPr>
+                <w:b w:val="0"/>
+                <w:i w:val="0"/>
+                <w:sz w:val="17"/>
+              </w:rPr>
+              <w:t>La somme des quantités consommées (30 kg), des quantités offertes (80 kg),  des quantités vendus (0 kg) et des quantités en stock (140 kg) depasse la quantité totale (2 kg) que le ménage a eu après la recolte de Sorgho , prière de corriger cette incoherence.</w:t>
+            </w:r>
+          </w:p>
+        </w:tc>
+      </w:tr>
+      <w:tr>
+        <w:tc>
+          <w:tcPr>
+            <w:tcW w:type="dxa" w:w="964"/>
+          </w:tcPr>
+          <w:p>
+            <w:r>
+              <w:rPr>
+                <w:b/>
+                <w:i w:val="0"/>
+                <w:color w:val="DC2626"/>
+                <w:sz w:val="16"/>
+              </w:rPr>
+              <w:t>Haute</w:t>
+            </w:r>
+          </w:p>
+        </w:tc>
+        <w:tc>
+          <w:tcPr>
+            <w:tcW w:type="dxa" w:w="1247"/>
+          </w:tcPr>
+          <w:p>
+            <w:r>
+              <w:rPr>
+                <w:b/>
+                <w:i w:val="0"/>
+                <w:sz w:val="16"/>
+              </w:rPr>
+              <w:t>S17</w:t>
+              <w:br/>
+            </w:r>
+            <w:r>
+              <w:rPr>
+                <w:b w:val="0"/>
+                <w:i w:val="0"/>
+                <w:color w:val="64748B"/>
+                <w:sz w:val="14"/>
+              </w:rPr>
+              <w:t>Élevage</w:t>
+            </w:r>
+          </w:p>
+        </w:tc>
+        <w:tc>
+          <w:tcPr>
+            <w:tcW w:type="dxa" w:w="1531"/>
+          </w:tcPr>
+          <w:p>
+            <w:r>
+              <w:rPr>
+                <w:b/>
+                <w:i w:val="0"/>
+                <w:color w:val="16A34A"/>
+                <w:sz w:val="16"/>
+              </w:rPr>
+              <w:t>s17q18a, s17q18b, s17q18c, s17q18d, s17q18e, s17q18f, s17q18g, s17q18h</w:t>
+            </w:r>
+          </w:p>
+        </w:tc>
+        <w:tc>
+          <w:tcPr>
+            <w:tcW w:type="dxa" w:w="1191"/>
+          </w:tcPr>
+          <w:p>
+            <w:r>
+              <w:rPr>
+                <w:b w:val="0"/>
+                <w:i w:val="0"/>
+                <w:color w:val="64748B"/>
+                <w:sz w:val="16"/>
+              </w:rPr>
+              <w:t>GT-CQ</w:t>
+            </w:r>
+          </w:p>
+        </w:tc>
+        <w:tc>
+          <w:tcPr>
+            <w:tcW w:type="dxa" w:w="4706"/>
+          </w:tcPr>
+          <w:p>
+            <w:r>
+              <w:rPr>
+                <w:b w:val="0"/>
+                <w:i w:val="0"/>
+                <w:sz w:val="17"/>
+              </w:rPr>
+              <w:t>Incohérence!! Le ménage a dit qu'il a abbatu un Ovins (Moutons) dans les fêtes mais vous n'avez declaré aucun nombre d'animal abbatu dans les fêtes, prière de renseigner les nombre dans les questions (s17q18a s17q18b s17q18c s17q18d s17q18e s17q18f s17q18g s17q18h s17q18i).</w:t>
+            </w:r>
+          </w:p>
+        </w:tc>
+      </w:tr>
+      <w:tr>
+        <w:tc>
+          <w:tcPr>
+            <w:tcW w:type="dxa" w:w="964"/>
+          </w:tcPr>
+          <w:p>
+            <w:r>
+              <w:rPr>
+                <w:b/>
+                <w:i w:val="0"/>
+                <w:color w:val="EA580C"/>
+                <w:sz w:val="16"/>
+              </w:rPr>
+              <w:t>Moyenne</w:t>
+            </w:r>
+          </w:p>
+        </w:tc>
+        <w:tc>
+          <w:tcPr>
+            <w:tcW w:type="dxa" w:w="1247"/>
+          </w:tcPr>
+          <w:p>
+            <w:r>
+              <w:rPr>
+                <w:b/>
+                <w:i w:val="0"/>
+                <w:sz w:val="16"/>
+              </w:rPr>
+              <w:t>S00</w:t>
+              <w:br/>
+            </w:r>
+            <w:r>
+              <w:rPr>
+                <w:b w:val="0"/>
+                <w:i w:val="0"/>
+                <w:color w:val="64748B"/>
+                <w:sz w:val="14"/>
+              </w:rPr>
+              <w:t>Identification</w:t>
+            </w:r>
+          </w:p>
+        </w:tc>
+        <w:tc>
+          <w:tcPr>
+            <w:tcW w:type="dxa" w:w="1531"/>
+          </w:tcPr>
+          <w:p>
+            <w:r>
+              <w:rPr>
+                <w:b/>
+                <w:i w:val="0"/>
+                <w:color w:val="16A34A"/>
+                <w:sz w:val="16"/>
+              </w:rPr>
+              <w:t>—</w:t>
+            </w:r>
+          </w:p>
+        </w:tc>
+        <w:tc>
+          <w:tcPr>
+            <w:tcW w:type="dxa" w:w="1191"/>
+          </w:tcPr>
+          <w:p>
+            <w:r>
+              <w:rPr>
+                <w:b w:val="0"/>
+                <w:i w:val="0"/>
+                <w:color w:val="64748B"/>
+                <w:sz w:val="16"/>
+              </w:rPr>
+              <w:t>GT-CQ</w:t>
+            </w:r>
+          </w:p>
+        </w:tc>
+        <w:tc>
+          <w:tcPr>
+            <w:tcW w:type="dxa" w:w="4706"/>
+          </w:tcPr>
+          <w:p>
+            <w:r>
+              <w:rPr>
+                <w:b w:val="0"/>
+                <w:i w:val="0"/>
+                <w:sz w:val="17"/>
+              </w:rPr>
+              <w:t>L'adresse ou la localisation du ménage doit être bien renseignée, ne doit pas contenir des numéros de téléphone et elle semble courte pour être une adresse.</w:t>
+            </w:r>
+          </w:p>
+        </w:tc>
+      </w:tr>
+      <w:tr>
+        <w:tc>
+          <w:tcPr>
+            <w:tcW w:type="dxa" w:w="964"/>
+          </w:tcPr>
+          <w:p>
+            <w:r>
+              <w:rPr>
+                <w:b/>
+                <w:i w:val="0"/>
+                <w:color w:val="EA580C"/>
+                <w:sz w:val="16"/>
+              </w:rPr>
+              <w:t>Moyenne</w:t>
+            </w:r>
+          </w:p>
+        </w:tc>
+        <w:tc>
+          <w:tcPr>
+            <w:tcW w:type="dxa" w:w="1247"/>
+          </w:tcPr>
+          <w:p>
+            <w:r>
+              <w:rPr>
+                <w:b/>
+                <w:i w:val="0"/>
+                <w:sz w:val="16"/>
+              </w:rPr>
+              <w:t>S00</w:t>
+              <w:br/>
+            </w:r>
+            <w:r>
+              <w:rPr>
+                <w:b w:val="0"/>
+                <w:i w:val="0"/>
+                <w:color w:val="64748B"/>
+                <w:sz w:val="14"/>
+              </w:rPr>
+              <w:t>Identification</w:t>
+            </w:r>
+          </w:p>
+        </w:tc>
+        <w:tc>
+          <w:tcPr>
+            <w:tcW w:type="dxa" w:w="1531"/>
+          </w:tcPr>
+          <w:p>
+            <w:r>
+              <w:rPr>
+                <w:b/>
+                <w:i w:val="0"/>
+                <w:color w:val="16A34A"/>
+                <w:sz w:val="16"/>
+              </w:rPr>
+              <w:t>—</w:t>
+            </w:r>
+          </w:p>
+        </w:tc>
+        <w:tc>
+          <w:tcPr>
+            <w:tcW w:type="dxa" w:w="1191"/>
+          </w:tcPr>
+          <w:p>
+            <w:r>
+              <w:rPr>
+                <w:b w:val="0"/>
+                <w:i w:val="0"/>
+                <w:color w:val="64748B"/>
+                <w:sz w:val="16"/>
+              </w:rPr>
+              <w:t>GT-CQ</w:t>
+            </w:r>
+          </w:p>
+        </w:tc>
+        <w:tc>
+          <w:tcPr>
+            <w:tcW w:type="dxa" w:w="4706"/>
+          </w:tcPr>
+          <w:p>
+            <w:r>
+              <w:rPr>
+                <w:b w:val="0"/>
+                <w:i w:val="0"/>
+                <w:sz w:val="17"/>
+              </w:rPr>
+              <w:t>Prière de renseigner la bonne adresse.</w:t>
+            </w:r>
+          </w:p>
+        </w:tc>
+      </w:tr>
+      <w:tr>
+        <w:tc>
+          <w:tcPr>
+            <w:tcW w:type="dxa" w:w="964"/>
+          </w:tcPr>
+          <w:p>
+            <w:r>
+              <w:rPr>
+                <w:b/>
+                <w:i w:val="0"/>
+                <w:color w:val="EA580C"/>
+                <w:sz w:val="16"/>
+              </w:rPr>
+              <w:t>Moyenne</w:t>
+            </w:r>
+          </w:p>
+        </w:tc>
+        <w:tc>
+          <w:tcPr>
+            <w:tcW w:type="dxa" w:w="1247"/>
+          </w:tcPr>
+          <w:p>
+            <w:r>
+              <w:rPr>
+                <w:b/>
+                <w:i w:val="0"/>
+                <w:sz w:val="16"/>
+              </w:rPr>
+              <w:t>S01</w:t>
+              <w:br/>
+            </w:r>
+            <w:r>
+              <w:rPr>
+                <w:b w:val="0"/>
+                <w:i w:val="0"/>
+                <w:color w:val="64748B"/>
+                <w:sz w:val="14"/>
+              </w:rPr>
+              <w:t>Démographie</w:t>
+            </w:r>
+          </w:p>
+        </w:tc>
+        <w:tc>
+          <w:tcPr>
+            <w:tcW w:type="dxa" w:w="1531"/>
+          </w:tcPr>
+          <w:p>
+            <w:r>
+              <w:rPr>
+                <w:b/>
+                <w:i w:val="0"/>
+                <w:color w:val="16A34A"/>
+                <w:sz w:val="16"/>
+              </w:rPr>
+              <w:t>s01q10_1</w:t>
+            </w:r>
+          </w:p>
+        </w:tc>
+        <w:tc>
+          <w:tcPr>
+            <w:tcW w:type="dxa" w:w="1191"/>
+          </w:tcPr>
+          <w:p>
+            <w:r>
+              <w:rPr>
+                <w:b w:val="0"/>
+                <w:i w:val="0"/>
+                <w:color w:val="64748B"/>
+                <w:sz w:val="16"/>
+              </w:rPr>
+              <w:t>GT-CQ</w:t>
+            </w:r>
+          </w:p>
+        </w:tc>
+        <w:tc>
+          <w:tcPr>
+            <w:tcW w:type="dxa" w:w="4706"/>
+          </w:tcPr>
+          <w:p>
+            <w:r>
+              <w:rPr>
+                <w:b w:val="0"/>
+                <w:i w:val="0"/>
+                <w:sz w:val="17"/>
+              </w:rPr>
+              <w:t>La taille du ménage lors de l'enquête principale (18) de ce ménage est inférieur à la taille du denombrement (21), prière de fournir des explications concrètes ou aller revisiter le ménage.</w:t>
+            </w:r>
+          </w:p>
+        </w:tc>
+      </w:tr>
+      <w:tr>
+        <w:tc>
+          <w:tcPr>
+            <w:tcW w:type="dxa" w:w="964"/>
+          </w:tcPr>
+          <w:p>
+            <w:r>
+              <w:rPr>
+                <w:b/>
+                <w:i w:val="0"/>
+                <w:color w:val="EA580C"/>
+                <w:sz w:val="16"/>
+              </w:rPr>
+              <w:t>Moyenne</w:t>
+            </w:r>
+          </w:p>
+        </w:tc>
+        <w:tc>
+          <w:tcPr>
+            <w:tcW w:type="dxa" w:w="1247"/>
+          </w:tcPr>
+          <w:p>
+            <w:r>
+              <w:rPr>
+                <w:b/>
+                <w:i w:val="0"/>
+                <w:sz w:val="16"/>
+              </w:rPr>
               <w:t>S02</w:t>
               <w:br/>
             </w:r>
@@ -1475,7 +2645,7 @@
                 <w:i w:val="0"/>
                 <w:sz w:val="17"/>
               </w:rPr>
-              <w:t>Incohérent!! Le niveau d'instruction déclaré par l'un des enfants (Secondaire 1er cycle) au niveau de la section 1 de DIENABOU FALL diffère de celui donné par DIENABOU FALL lui-même qui affirme ne pas avoir frequenté l'école formelle.</w:t>
+              <w:t>Prière de vous adresser à MAIMOUNA BALDE pour avoir l'année exacte.</w:t>
             </w:r>
           </w:p>
         </w:tc>
@@ -1490,10 +2660,100 @@
               <w:rPr>
                 <w:b/>
                 <w:i w:val="0"/>
-                <w:color w:val="DC2626"/>
-                <w:sz w:val="16"/>
-              </w:rPr>
-              <w:t>Haute</w:t>
+                <w:color w:val="EA580C"/>
+                <w:sz w:val="16"/>
+              </w:rPr>
+              <w:t>Moyenne</w:t>
+            </w:r>
+          </w:p>
+        </w:tc>
+        <w:tc>
+          <w:tcPr>
+            <w:tcW w:type="dxa" w:w="1247"/>
+          </w:tcPr>
+          <w:p>
+            <w:r>
+              <w:rPr>
+                <w:b/>
+                <w:i w:val="0"/>
+                <w:sz w:val="16"/>
+              </w:rPr>
+              <w:t>S02</w:t>
+              <w:br/>
+            </w:r>
+            <w:r>
+              <w:rPr>
+                <w:b w:val="0"/>
+                <w:i w:val="0"/>
+                <w:color w:val="64748B"/>
+                <w:sz w:val="14"/>
+              </w:rPr>
+              <w:t>Éducation</w:t>
+            </w:r>
+          </w:p>
+        </w:tc>
+        <w:tc>
+          <w:tcPr>
+            <w:tcW w:type="dxa" w:w="1531"/>
+          </w:tcPr>
+          <w:p>
+            <w:r>
+              <w:rPr>
+                <w:b/>
+                <w:i w:val="0"/>
+                <w:color w:val="16A34A"/>
+                <w:sz w:val="16"/>
+              </w:rPr>
+              <w:t>—</w:t>
+            </w:r>
+          </w:p>
+        </w:tc>
+        <w:tc>
+          <w:tcPr>
+            <w:tcW w:type="dxa" w:w="1191"/>
+          </w:tcPr>
+          <w:p>
+            <w:r>
+              <w:rPr>
+                <w:b w:val="0"/>
+                <w:i w:val="0"/>
+                <w:color w:val="64748B"/>
+                <w:sz w:val="16"/>
+              </w:rPr>
+              <w:t>GT-CQ</w:t>
+            </w:r>
+          </w:p>
+        </w:tc>
+        <w:tc>
+          <w:tcPr>
+            <w:tcW w:type="dxa" w:w="4706"/>
+          </w:tcPr>
+          <w:p>
+            <w:r>
+              <w:rPr>
+                <w:b w:val="0"/>
+                <w:i w:val="0"/>
+                <w:sz w:val="17"/>
+              </w:rPr>
+              <w:t>Merci de bien vouloir changé 2.04 en OUI et renseigné toutes les autres informations qui concerne DIENABOU FALL .</w:t>
+            </w:r>
+          </w:p>
+        </w:tc>
+      </w:tr>
+      <w:tr>
+        <w:tc>
+          <w:tcPr>
+            <w:tcW w:type="dxa" w:w="964"/>
+          </w:tcPr>
+          <w:p>
+            <w:r>
+              <w:rPr>
+                <w:b/>
+                <w:i w:val="0"/>
+                <w:color w:val="EA580C"/>
+                <w:sz w:val="16"/>
+              </w:rPr>
+              <w:t>Moyenne</w:t>
             </w:r>
           </w:p>
         </w:tc>
@@ -1534,7 +2794,7 @@
                 <w:color w:val="16A34A"/>
                 <w:sz w:val="16"/>
               </w:rPr>
-              <w:t>—</w:t>
+              <w:t>s00q11, s01q03b, s01q04b, s02q01__1, s02q02__1, s02q03__1, s02q04, s02q15</w:t>
             </w:r>
           </w:p>
         </w:tc>
@@ -1565,7 +2825,7 @@
                 <w:i w:val="0"/>
                 <w:sz w:val="17"/>
               </w:rPr>
-              <w:t>Incohérent !!! MAMA BALDE s'est consulté la première fois pour cette maladie (Toux, rhume, grippe) chez un médecin généraliste et vous dites que  MAMA BALDE n'est pas concerné par le montant des frais de consultation d'un médecin généraliste (3.14=9999).</w:t>
+              <w:t>Le montant(100 FCFA) des frais de consultation par le medecin spécialiste de MAIMOUNA BALDE semble trop faible ou élevé, veuillez revoir ce montant.</w:t>
             </w:r>
           </w:p>
         </w:tc>
@@ -1580,10 +2840,10 @@
               <w:rPr>
                 <w:b/>
                 <w:i w:val="0"/>
-                <w:color w:val="DC2626"/>
-                <w:sz w:val="16"/>
-              </w:rPr>
-              <w:t>Haute</w:t>
+                <w:color w:val="EA580C"/>
+                <w:sz w:val="16"/>
+              </w:rPr>
+              <w:t>Moyenne</w:t>
             </w:r>
           </w:p>
         </w:tc>
@@ -1624,7 +2884,7 @@
                 <w:color w:val="16A34A"/>
                 <w:sz w:val="16"/>
               </w:rPr>
-              <w:t>—</w:t>
+              <w:t>s01q41a, s02q20, s02q22, s03q07, s03q02, s01q00b, s03q02_autre</w:t>
             </w:r>
           </w:p>
         </w:tc>
@@ -1655,7 +2915,7 @@
                 <w:i w:val="0"/>
                 <w:sz w:val="17"/>
               </w:rPr>
-              <w:t>Prière de verifier cette incohérence auprès de l'enquêté ou confirmer.</w:t>
+              <w:t>Le principal problème de santé que ALIOU BALDE 2 a eu est Maux de la main, prière de prendre attache avec le QG pour plus d'explication afin de le classer bien.</w:t>
             </w:r>
           </w:p>
         </w:tc>
@@ -1670,10 +2930,10 @@
               <w:rPr>
                 <w:b/>
                 <w:i w:val="0"/>
-                <w:color w:val="DC2626"/>
-                <w:sz w:val="16"/>
-              </w:rPr>
-              <w:t>Haute</w:t>
+                <w:color w:val="EA580C"/>
+                <w:sz w:val="16"/>
+              </w:rPr>
+              <w:t>Moyenne</w:t>
             </w:r>
           </w:p>
         </w:tc>
@@ -1714,7 +2974,7 @@
                 <w:color w:val="16A34A"/>
                 <w:sz w:val="16"/>
               </w:rPr>
-              <w:t>s03q14, s03q15, s03q17, s03q18, s03q19, s03q20, s03q21</w:t>
+              <w:t>s01q41a, s02q20, s02q22, s03q07, s03q02, s01q00b, s03q02_autre</w:t>
             </w:r>
           </w:p>
         </w:tc>
@@ -1745,7 +3005,7 @@
                 <w:i w:val="0"/>
                 <w:sz w:val="17"/>
               </w:rPr>
-              <w:t>Incoherence!!! FATOUMATA BALDE a consulté dans un service de santé ou un guérisseur au cours des 3 derniers mois sans hospitalisation (3.13=Oui) mais la depense liée à cette consultation est nulle 0 ou ne sait pas partout dans les questions (s03q14 s03q15 s03q17 s03q18 s03q19 s03q20 s03q21).</w:t>
+              <w:t>Le principal problème de santé que DIENABOU FALL a eu est probleme grossesse, prière de prendre attache avec le QG pour plus d'explication afin de le classer bien.</w:t>
             </w:r>
           </w:p>
         </w:tc>
@@ -1760,10 +3020,10 @@
               <w:rPr>
                 <w:b/>
                 <w:i w:val="0"/>
-                <w:color w:val="DC2626"/>
-                <w:sz w:val="16"/>
-              </w:rPr>
-              <w:t>Haute</w:t>
+                <w:color w:val="EA580C"/>
+                <w:sz w:val="16"/>
+              </w:rPr>
+              <w:t>Moyenne</w:t>
             </w:r>
           </w:p>
         </w:tc>
@@ -1804,7 +3064,7 @@
                 <w:color w:val="16A34A"/>
                 <w:sz w:val="16"/>
               </w:rPr>
-              <w:t>s03q14, s03q15, s03q17, s03q18, s03q19, s03q20, s03q21</w:t>
+              <w:t>s02q10, s01q00b</w:t>
             </w:r>
           </w:p>
         </w:tc>
@@ -1835,7 +3095,7 @@
                 <w:i w:val="0"/>
                 <w:sz w:val="17"/>
               </w:rPr>
-              <w:t>Incoherence!!! YERO BALDE a consulté dans un service de santé ou un guérisseur au cours des 3 derniers mois sans hospitalisation (3.13=Oui) mais la depense liée à cette consultation est nulle 0 ou ne sait pas partout dans les questions (s03q14 s03q15 s03q17 s03q18 s03q19 s03q20 s03q21).</w:t>
+              <w:t>Attention ! Les frais de vaccination, circoncision ou bilan de santé (check up) au cours des 12 derniers mois (5000 Fcfa) de DIENABOU FALL est relativement élevé.</w:t>
             </w:r>
           </w:p>
         </w:tc>
@@ -1850,10 +3110,370 @@
               <w:rPr>
                 <w:b/>
                 <w:i w:val="0"/>
-                <w:color w:val="DC2626"/>
-                <w:sz w:val="16"/>
-              </w:rPr>
-              <w:t>Haute</w:t>
+                <w:color w:val="EA580C"/>
+                <w:sz w:val="16"/>
+              </w:rPr>
+              <w:t>Moyenne</w:t>
+            </w:r>
+          </w:p>
+        </w:tc>
+        <w:tc>
+          <w:tcPr>
+            <w:tcW w:type="dxa" w:w="1247"/>
+          </w:tcPr>
+          <w:p>
+            <w:r>
+              <w:rPr>
+                <w:b/>
+                <w:i w:val="0"/>
+                <w:sz w:val="16"/>
+              </w:rPr>
+              <w:t>S03</w:t>
+              <w:br/>
+            </w:r>
+            <w:r>
+              <w:rPr>
+                <w:b w:val="0"/>
+                <w:i w:val="0"/>
+                <w:color w:val="64748B"/>
+                <w:sz w:val="14"/>
+              </w:rPr>
+              <w:t>Santé</w:t>
+            </w:r>
+          </w:p>
+        </w:tc>
+        <w:tc>
+          <w:tcPr>
+            <w:tcW w:type="dxa" w:w="1531"/>
+          </w:tcPr>
+          <w:p>
+            <w:r>
+              <w:rPr>
+                <w:b/>
+                <w:i w:val="0"/>
+                <w:color w:val="16A34A"/>
+                <w:sz w:val="16"/>
+              </w:rPr>
+              <w:t>—</w:t>
+            </w:r>
+          </w:p>
+        </w:tc>
+        <w:tc>
+          <w:tcPr>
+            <w:tcW w:type="dxa" w:w="1191"/>
+          </w:tcPr>
+          <w:p>
+            <w:r>
+              <w:rPr>
+                <w:b w:val="0"/>
+                <w:i w:val="0"/>
+                <w:color w:val="64748B"/>
+                <w:sz w:val="16"/>
+              </w:rPr>
+              <w:t>GT-CQ</w:t>
+            </w:r>
+          </w:p>
+        </w:tc>
+        <w:tc>
+          <w:tcPr>
+            <w:tcW w:type="dxa" w:w="4706"/>
+          </w:tcPr>
+          <w:p>
+            <w:r>
+              <w:rPr>
+                <w:b w:val="0"/>
+                <w:i w:val="0"/>
+                <w:sz w:val="17"/>
+              </w:rPr>
+              <w:t>Prière de corriger ou de confirmer avec le QG.</w:t>
+            </w:r>
+          </w:p>
+        </w:tc>
+      </w:tr>
+      <w:tr>
+        <w:tc>
+          <w:tcPr>
+            <w:tcW w:type="dxa" w:w="964"/>
+          </w:tcPr>
+          <w:p>
+            <w:r>
+              <w:rPr>
+                <w:b/>
+                <w:i w:val="0"/>
+                <w:color w:val="EA580C"/>
+                <w:sz w:val="16"/>
+              </w:rPr>
+              <w:t>Moyenne</w:t>
+            </w:r>
+          </w:p>
+        </w:tc>
+        <w:tc>
+          <w:tcPr>
+            <w:tcW w:type="dxa" w:w="1247"/>
+          </w:tcPr>
+          <w:p>
+            <w:r>
+              <w:rPr>
+                <w:b/>
+                <w:i w:val="0"/>
+                <w:sz w:val="16"/>
+              </w:rPr>
+              <w:t>S03</w:t>
+              <w:br/>
+            </w:r>
+            <w:r>
+              <w:rPr>
+                <w:b w:val="0"/>
+                <w:i w:val="0"/>
+                <w:color w:val="64748B"/>
+                <w:sz w:val="14"/>
+              </w:rPr>
+              <w:t>Santé</w:t>
+            </w:r>
+          </w:p>
+        </w:tc>
+        <w:tc>
+          <w:tcPr>
+            <w:tcW w:type="dxa" w:w="1531"/>
+          </w:tcPr>
+          <w:p>
+            <w:r>
+              <w:rPr>
+                <w:b/>
+                <w:i w:val="0"/>
+                <w:color w:val="16A34A"/>
+                <w:sz w:val="16"/>
+              </w:rPr>
+              <w:t>s01q35, s01q36, s01q37, s02q04, s02q15, s03q13, s03q14, s03q15</w:t>
+            </w:r>
+          </w:p>
+        </w:tc>
+        <w:tc>
+          <w:tcPr>
+            <w:tcW w:type="dxa" w:w="1191"/>
+          </w:tcPr>
+          <w:p>
+            <w:r>
+              <w:rPr>
+                <w:b w:val="0"/>
+                <w:i w:val="0"/>
+                <w:color w:val="64748B"/>
+                <w:sz w:val="16"/>
+              </w:rPr>
+              <w:t>GT-CQ</w:t>
+            </w:r>
+          </w:p>
+        </w:tc>
+        <w:tc>
+          <w:tcPr>
+            <w:tcW w:type="dxa" w:w="4706"/>
+          </w:tcPr>
+          <w:p>
+            <w:r>
+              <w:rPr>
+                <w:b w:val="0"/>
+                <w:i w:val="0"/>
+                <w:sz w:val="17"/>
+              </w:rPr>
+              <w:t>Vous déclarez que FATOUMATA BALDE dans ce ménage s'est consulté dans un service de santé, ou chez un guérisseur au cours des 3 derniers mois sans hospitalisation (ne pas considérer les consultations prénatales) q13=Oui, mais vous avez pris NSP partout de la question q14 à q21.</w:t>
+            </w:r>
+          </w:p>
+        </w:tc>
+      </w:tr>
+      <w:tr>
+        <w:tc>
+          <w:tcPr>
+            <w:tcW w:type="dxa" w:w="964"/>
+          </w:tcPr>
+          <w:p>
+            <w:r>
+              <w:rPr>
+                <w:b/>
+                <w:i w:val="0"/>
+                <w:color w:val="EA580C"/>
+                <w:sz w:val="16"/>
+              </w:rPr>
+              <w:t>Moyenne</w:t>
+            </w:r>
+          </w:p>
+        </w:tc>
+        <w:tc>
+          <w:tcPr>
+            <w:tcW w:type="dxa" w:w="1247"/>
+          </w:tcPr>
+          <w:p>
+            <w:r>
+              <w:rPr>
+                <w:b/>
+                <w:i w:val="0"/>
+                <w:sz w:val="16"/>
+              </w:rPr>
+              <w:t>S03</w:t>
+              <w:br/>
+            </w:r>
+            <w:r>
+              <w:rPr>
+                <w:b w:val="0"/>
+                <w:i w:val="0"/>
+                <w:color w:val="64748B"/>
+                <w:sz w:val="14"/>
+              </w:rPr>
+              <w:t>Santé</w:t>
+            </w:r>
+          </w:p>
+        </w:tc>
+        <w:tc>
+          <w:tcPr>
+            <w:tcW w:type="dxa" w:w="1531"/>
+          </w:tcPr>
+          <w:p>
+            <w:r>
+              <w:rPr>
+                <w:b/>
+                <w:i w:val="0"/>
+                <w:color w:val="16A34A"/>
+                <w:sz w:val="16"/>
+              </w:rPr>
+              <w:t>s01q35, s01q36, s01q37, s02q04, s02q15, s03q13, s03q14, s03q15</w:t>
+            </w:r>
+          </w:p>
+        </w:tc>
+        <w:tc>
+          <w:tcPr>
+            <w:tcW w:type="dxa" w:w="1191"/>
+          </w:tcPr>
+          <w:p>
+            <w:r>
+              <w:rPr>
+                <w:b w:val="0"/>
+                <w:i w:val="0"/>
+                <w:color w:val="64748B"/>
+                <w:sz w:val="16"/>
+              </w:rPr>
+              <w:t>GT-CQ</w:t>
+            </w:r>
+          </w:p>
+        </w:tc>
+        <w:tc>
+          <w:tcPr>
+            <w:tcW w:type="dxa" w:w="4706"/>
+          </w:tcPr>
+          <w:p>
+            <w:r>
+              <w:rPr>
+                <w:b w:val="0"/>
+                <w:i w:val="0"/>
+                <w:sz w:val="17"/>
+              </w:rPr>
+              <w:t>Vous déclarez que YERO BALDE dans ce ménage s'est consulté dans un service de santé, ou chez un guérisseur au cours des 3 derniers mois sans hospitalisation (ne pas considérer les consultations prénatales) q13=Oui, mais vous avez pris NSP partout de la question q14 à q21.</w:t>
+            </w:r>
+          </w:p>
+        </w:tc>
+      </w:tr>
+      <w:tr>
+        <w:tc>
+          <w:tcPr>
+            <w:tcW w:type="dxa" w:w="964"/>
+          </w:tcPr>
+          <w:p>
+            <w:r>
+              <w:rPr>
+                <w:b/>
+                <w:i w:val="0"/>
+                <w:color w:val="EA580C"/>
+                <w:sz w:val="16"/>
+              </w:rPr>
+              <w:t>Moyenne</w:t>
+            </w:r>
+          </w:p>
+        </w:tc>
+        <w:tc>
+          <w:tcPr>
+            <w:tcW w:type="dxa" w:w="1247"/>
+          </w:tcPr>
+          <w:p>
+            <w:r>
+              <w:rPr>
+                <w:b/>
+                <w:i w:val="0"/>
+                <w:sz w:val="16"/>
+              </w:rPr>
+              <w:t>S03</w:t>
+              <w:br/>
+            </w:r>
+            <w:r>
+              <w:rPr>
+                <w:b w:val="0"/>
+                <w:i w:val="0"/>
+                <w:color w:val="64748B"/>
+                <w:sz w:val="14"/>
+              </w:rPr>
+              <w:t>Santé</w:t>
+            </w:r>
+          </w:p>
+        </w:tc>
+        <w:tc>
+          <w:tcPr>
+            <w:tcW w:type="dxa" w:w="1531"/>
+          </w:tcPr>
+          <w:p>
+            <w:r>
+              <w:rPr>
+                <w:b/>
+                <w:i w:val="0"/>
+                <w:color w:val="16A34A"/>
+                <w:sz w:val="16"/>
+              </w:rPr>
+              <w:t>s01q41a, s02q20, s02q22, s03q07, s03q02, s01q00b, s03q02_autre</w:t>
+            </w:r>
+          </w:p>
+        </w:tc>
+        <w:tc>
+          <w:tcPr>
+            <w:tcW w:type="dxa" w:w="1191"/>
+          </w:tcPr>
+          <w:p>
+            <w:r>
+              <w:rPr>
+                <w:b w:val="0"/>
+                <w:i w:val="0"/>
+                <w:color w:val="64748B"/>
+                <w:sz w:val="16"/>
+              </w:rPr>
+              <w:t>GT-CQ</w:t>
+            </w:r>
+          </w:p>
+        </w:tc>
+        <w:tc>
+          <w:tcPr>
+            <w:tcW w:type="dxa" w:w="4706"/>
+          </w:tcPr>
+          <w:p>
+            <w:r>
+              <w:rPr>
+                <w:b w:val="0"/>
+                <w:i w:val="0"/>
+                <w:sz w:val="17"/>
+              </w:rPr>
+              <w:t>Le dernier problème de santé pour lequel YERO BALDE a été hospitalisé au cours des 12 derniers mois est Maux de ventre, prière de prendre attache avec le QG pour plus d'explication afin de le classer bien.</w:t>
+            </w:r>
+          </w:p>
+        </w:tc>
+      </w:tr>
+      <w:tr>
+        <w:tc>
+          <w:tcPr>
+            <w:tcW w:type="dxa" w:w="964"/>
+          </w:tcPr>
+          <w:p>
+            <w:r>
+              <w:rPr>
+                <w:b/>
+                <w:i w:val="0"/>
+                <w:color w:val="EA580C"/>
+                <w:sz w:val="16"/>
+              </w:rPr>
+              <w:t>Moyenne</w:t>
             </w:r>
           </w:p>
         </w:tc>
@@ -1894,7 +3514,7 @@
                 <w:color w:val="16A34A"/>
                 <w:sz w:val="16"/>
               </w:rPr>
-              <w:t>—</w:t>
+              <w:t>s04q01, s04q02, s04q03, s04q04, s04q05, s04q06, s04q07, s04q08</w:t>
             </w:r>
           </w:p>
         </w:tc>
@@ -1925,7 +3545,7 @@
                 <w:i w:val="0"/>
                 <w:sz w:val="17"/>
               </w:rPr>
-              <w:t>Incohérence détectée ! Il semble peu probable que BINTA BALDE occupe un emploi secondaire pour l'ETAT/collectivités locales ou dans une entreprise publique/parapublique tout en travaillant moins de 20 jours par mois.</w:t>
+              <w:t>pour AISSATOU BALDE semble très élevés, prière de corriger ou confirmer avec le QG (s04q01 s04q02 s04q03 s04q04 s04q05 s04q06 s04q07 s04q08).</w:t>
             </w:r>
           </w:p>
         </w:tc>
@@ -1940,10 +3560,10 @@
               <w:rPr>
                 <w:b/>
                 <w:i w:val="0"/>
-                <w:color w:val="DC2626"/>
-                <w:sz w:val="16"/>
-              </w:rPr>
-              <w:t>Haute</w:t>
+                <w:color w:val="EA580C"/>
+                <w:sz w:val="16"/>
+              </w:rPr>
+              <w:t>Moyenne</w:t>
             </w:r>
           </w:p>
         </w:tc>
@@ -1958,7 +3578,7 @@
                 <w:i w:val="0"/>
                 <w:sz w:val="16"/>
               </w:rPr>
-              <w:t>S11</w:t>
+              <w:t>S04</w:t>
               <w:br/>
             </w:r>
             <w:r>
@@ -1968,7 +3588,7 @@
                 <w:color w:val="64748B"/>
                 <w:sz w:val="14"/>
               </w:rPr>
-              <w:t>Logement / cadre de vie</w:t>
+              <w:t>Emploi</w:t>
             </w:r>
           </w:p>
         </w:tc>
@@ -2015,7 +3635,7 @@
                 <w:i w:val="0"/>
                 <w:sz w:val="17"/>
               </w:rPr>
-              <w:t>Incoherence!! Le ménage a depensé .</w:t>
+              <w:t>Attention ! Le nombre de jours (12 jours) que MAMA BALDE a travaillés par mois semble être inférieur à 15.</w:t>
             </w:r>
           </w:p>
         </w:tc>
@@ -2030,10 +3650,10 @@
               <w:rPr>
                 <w:b/>
                 <w:i w:val="0"/>
-                <w:color w:val="DC2626"/>
-                <w:sz w:val="16"/>
-              </w:rPr>
-              <w:t>Haute</w:t>
+                <w:color w:val="EA580C"/>
+                <w:sz w:val="16"/>
+              </w:rPr>
+              <w:t>Moyenne</w:t>
             </w:r>
           </w:p>
         </w:tc>
@@ -2048,7 +3668,7 @@
                 <w:i w:val="0"/>
                 <w:sz w:val="16"/>
               </w:rPr>
-              <w:t>S11</w:t>
+              <w:t>S04</w:t>
               <w:br/>
             </w:r>
             <w:r>
@@ -2058,7 +3678,7 @@
                 <w:color w:val="64748B"/>
                 <w:sz w:val="14"/>
               </w:rPr>
-              <w:t>Logement / cadre de vie</w:t>
+              <w:t>Emploi</w:t>
             </w:r>
           </w:p>
         </w:tc>
@@ -2074,7 +3694,7 @@
                 <w:color w:val="16A34A"/>
                 <w:sz w:val="16"/>
               </w:rPr>
-              <w:t>s01q29, s01q31, s04q24, s00q04, s11q21, s09fq03, s09fq011</w:t>
+              <w:t>—</w:t>
             </w:r>
           </w:p>
         </w:tc>
@@ -2105,7 +3725,7 @@
                 <w:i w:val="0"/>
                 <w:sz w:val="17"/>
               </w:rPr>
-              <w:t>FCFA dans Frais de connexion au réseau de distribution d'eau mais dit ne pas être connecté à un réseau d'eau courante, prière de corriger cette incoherence</w:t>
+              <w:t>Veuillez, s'il vous plaît, confirmer cette information.</w:t>
             </w:r>
           </w:p>
         </w:tc>
@@ -2120,10 +3740,10 @@
               <w:rPr>
                 <w:b/>
                 <w:i w:val="0"/>
-                <w:color w:val="DC2626"/>
-                <w:sz w:val="16"/>
-              </w:rPr>
-              <w:t>Haute</w:t>
+                <w:color w:val="EA580C"/>
+                <w:sz w:val="16"/>
+              </w:rPr>
+              <w:t>Moyenne</w:t>
             </w:r>
           </w:p>
         </w:tc>
@@ -2138,7 +3758,7 @@
                 <w:i w:val="0"/>
                 <w:sz w:val="16"/>
               </w:rPr>
-              <w:t>S16</w:t>
+              <w:t>S04</w:t>
               <w:br/>
             </w:r>
             <w:r>
@@ -2148,7 +3768,7 @@
                 <w:color w:val="64748B"/>
                 <w:sz w:val="14"/>
               </w:rPr>
-              <w:t>Agriculture</w:t>
+              <w:t>Emploi</w:t>
             </w:r>
           </w:p>
         </w:tc>
@@ -2164,7 +3784,7 @@
                 <w:color w:val="16A34A"/>
                 <w:sz w:val="16"/>
               </w:rPr>
-              <w:t>s00q07a, s00q08, s00q10, s00q13_0, s00q15_0, s00q17_0, s00q23a, s00q23b</w:t>
+              <w:t>—</w:t>
             </w:r>
           </w:p>
         </w:tc>
@@ -2195,7 +3815,7 @@
                 <w:i w:val="0"/>
                 <w:sz w:val="17"/>
               </w:rPr>
-              <w:t>La somme des quantités consommées (120 kg), des quantités offertes (0 kg),  des quantités vendus (0 kg) et des quantités en stock (0 kg) depasse la quantité totale (1 kg) que le ménage a eu après la recolte de Riz Paddy , prière de corriger cette incoherence.</w:t>
+              <w:t>Veuillez, s'il vous plaît, corriger cette information.</w:t>
             </w:r>
           </w:p>
         </w:tc>
@@ -2210,10 +3830,10 @@
               <w:rPr>
                 <w:b/>
                 <w:i w:val="0"/>
-                <w:color w:val="DC2626"/>
-                <w:sz w:val="16"/>
-              </w:rPr>
-              <w:t>Haute</w:t>
+                <w:color w:val="EA580C"/>
+                <w:sz w:val="16"/>
+              </w:rPr>
+              <w:t>Moyenne</w:t>
             </w:r>
           </w:p>
         </w:tc>
@@ -2228,7 +3848,7 @@
                 <w:i w:val="0"/>
                 <w:sz w:val="16"/>
               </w:rPr>
-              <w:t>S16</w:t>
+              <w:t>S04</w:t>
               <w:br/>
             </w:r>
             <w:r>
@@ -2238,7 +3858,7 @@
                 <w:color w:val="64748B"/>
                 <w:sz w:val="14"/>
               </w:rPr>
-              <w:t>Agriculture</w:t>
+              <w:t>Emploi</w:t>
             </w:r>
           </w:p>
         </w:tc>
@@ -2254,7 +3874,7 @@
                 <w:color w:val="16A34A"/>
                 <w:sz w:val="16"/>
               </w:rPr>
-              <w:t>s00q07a, s00q08, s00q10, s00q13_0, s00q15_0, s00q17_0, s00q23a, s00q23b</w:t>
+              <w:t>—</w:t>
             </w:r>
           </w:p>
         </w:tc>
@@ -2285,7 +3905,7 @@
                 <w:i w:val="0"/>
                 <w:sz w:val="17"/>
               </w:rPr>
-              <w:t>La somme des quantités consommées (30 kg), des quantités offertes (80 kg),  des quantités vendus (0 kg) et des quantités en stock (140 kg) depasse la quantité totale (2 kg) que le ménage a eu après la recolte de Sorgho , prière de corriger cette incoherence.</w:t>
+              <w:t>Attention ! Le nombre de jours que BINTA BALDE a travaillés par mois semble être inférieur à 15.</w:t>
             </w:r>
           </w:p>
         </w:tc>
@@ -2300,10 +3920,10 @@
               <w:rPr>
                 <w:b/>
                 <w:i w:val="0"/>
-                <w:color w:val="DC2626"/>
-                <w:sz w:val="16"/>
-              </w:rPr>
-              <w:t>Haute</w:t>
+                <w:color w:val="EA580C"/>
+                <w:sz w:val="16"/>
+              </w:rPr>
+              <w:t>Moyenne</w:t>
             </w:r>
           </w:p>
         </w:tc>
@@ -2318,7 +3938,7 @@
                 <w:i w:val="0"/>
                 <w:sz w:val="16"/>
               </w:rPr>
-              <w:t>S17</w:t>
+              <w:t>S04</w:t>
               <w:br/>
             </w:r>
             <w:r>
@@ -2328,7 +3948,7 @@
                 <w:color w:val="64748B"/>
                 <w:sz w:val="14"/>
               </w:rPr>
-              <w:t>Élevage</w:t>
+              <w:t>Emploi</w:t>
             </w:r>
           </w:p>
         </w:tc>
@@ -2344,7 +3964,7 @@
                 <w:color w:val="16A34A"/>
                 <w:sz w:val="16"/>
               </w:rPr>
-              <w:t>s17q18a, s17q18b, s17q18c, s17q18d, s17q18e, s17q18f, s17q18g, s17q18h</w:t>
+              <w:t>—</w:t>
             </w:r>
           </w:p>
         </w:tc>
@@ -2375,7 +3995,7 @@
                 <w:i w:val="0"/>
                 <w:sz w:val="17"/>
               </w:rPr>
-              <w:t>Incohérence!! Le ménage a dit qu'il a abbatu un Ovins (Moutons) dans les fêtes mais vous n'avez declaré aucun nombre d'animal abbatu dans les fêtes, prière de renseigner les nombre dans les questions (s17q18a s17q18b s17q18c s17q18d s17q18e s17q18f s17q18g s17q18h s17q18i).</w:t>
+              <w:t>Veuillez, s'il vous plaît, confirmer cette information.</w:t>
             </w:r>
           </w:p>
         </w:tc>
@@ -2408,7 +4028,7 @@
                 <w:i w:val="0"/>
                 <w:sz w:val="16"/>
               </w:rPr>
-              <w:t>S00</w:t>
+              <w:t>S06</w:t>
               <w:br/>
             </w:r>
             <w:r>
@@ -2418,7 +4038,7 @@
                 <w:color w:val="64748B"/>
                 <w:sz w:val="14"/>
               </w:rPr>
-              <w:t>Identification</w:t>
+              <w:t>Crédit &amp; épargne</w:t>
             </w:r>
           </w:p>
         </w:tc>
@@ -2434,7 +4054,7 @@
                 <w:color w:val="16A34A"/>
                 <w:sz w:val="16"/>
               </w:rPr>
-              <w:t>—</w:t>
+              <w:t>s01q23, s01q00b, s01q23_autre</w:t>
             </w:r>
           </w:p>
         </w:tc>
@@ -2465,7 +4085,7 @@
                 <w:i w:val="0"/>
                 <w:sz w:val="17"/>
               </w:rPr>
-              <w:t>L'adresse ou la localisation du ménage doit être bien renseignée, ne doit pas contenir des numéros de téléphone et elle semble courte pour être une adresse.</w:t>
+              <w:t>La  raison pourquoi MAMA BALDE n'a pas demandé de crédit auprès d'une institution financière au cours des 12 derniers mois est il fera sa demande au mois de juin et semble exister dans les modalités, prière de prendre attache avec le QG pour plus d'explication afin de la classer bien.</w:t>
             </w:r>
           </w:p>
         </w:tc>
@@ -2498,7 +4118,7 @@
                 <w:i w:val="0"/>
                 <w:sz w:val="16"/>
               </w:rPr>
-              <w:t>S00</w:t>
+              <w:t>S07</w:t>
               <w:br/>
             </w:r>
             <w:r>
@@ -2508,7 +4128,7 @@
                 <w:color w:val="64748B"/>
                 <w:sz w:val="14"/>
               </w:rPr>
-              <w:t>Identification</w:t>
+              <w:t>Consommation alimentaire</w:t>
             </w:r>
           </w:p>
         </w:tc>
@@ -2555,7 +4175,7 @@
                 <w:i w:val="0"/>
                 <w:sz w:val="17"/>
               </w:rPr>
-              <w:t>Prière de renseigner la bonne adresse.</w:t>
+              <w:t>Attention ! La dépense du répas pris à l'extérieur de ALIOU BALDE (2500 Fcfa) au cours de 7 derniers jours est relativement élevé.</w:t>
             </w:r>
           </w:p>
         </w:tc>
@@ -2588,7 +4208,7 @@
                 <w:i w:val="0"/>
                 <w:sz w:val="16"/>
               </w:rPr>
-              <w:t>S01</w:t>
+              <w:t>S07</w:t>
               <w:br/>
             </w:r>
             <w:r>
@@ -2598,7 +4218,7 @@
                 <w:color w:val="64748B"/>
                 <w:sz w:val="14"/>
               </w:rPr>
-              <w:t>Démographie</w:t>
+              <w:t>Consommation alimentaire</w:t>
             </w:r>
           </w:p>
         </w:tc>
@@ -2614,7 +4234,7 @@
                 <w:color w:val="16A34A"/>
                 <w:sz w:val="16"/>
               </w:rPr>
-              <w:t>s01q10_1</w:t>
+              <w:t>—</w:t>
             </w:r>
           </w:p>
         </w:tc>
@@ -2645,7 +4265,7 @@
                 <w:i w:val="0"/>
                 <w:sz w:val="17"/>
               </w:rPr>
-              <w:t>La taille du ménage lors de l'enquête principale (18) de ce ménage est inférieur à la taille du denombrement (21), prière de fournir des explications concrètes ou aller revisiter le ménage.</w:t>
+              <w:t>Prière de corriger ou de confirmer avec le QG.</w:t>
             </w:r>
           </w:p>
         </w:tc>
@@ -2678,7 +4298,7 @@
                 <w:i w:val="0"/>
                 <w:sz w:val="16"/>
               </w:rPr>
-              <w:t>S02</w:t>
+              <w:t>S07</w:t>
               <w:br/>
             </w:r>
             <w:r>
@@ -2688,7 +4308,7 @@
                 <w:color w:val="64748B"/>
                 <w:sz w:val="14"/>
               </w:rPr>
-              <w:t>Éducation</w:t>
+              <w:t>Consommation alimentaire</w:t>
             </w:r>
           </w:p>
         </w:tc>
@@ -2704,7 +4324,7 @@
                 <w:color w:val="16A34A"/>
                 <w:sz w:val="16"/>
               </w:rPr>
-              <w:t>—</w:t>
+              <w:t>s01q23, s01q00b, s01q23_autre</w:t>
             </w:r>
           </w:p>
         </w:tc>
@@ -2735,7 +4355,7 @@
                 <w:i w:val="0"/>
                 <w:sz w:val="17"/>
               </w:rPr>
-              <w:t>veuillez, s'il vous plait, confirmer les frais de scolarité ( 1000 FCFA) payée de ALIOU BALDE 2 avec le QG ou apporter les corrections nécessaires.</w:t>
+              <w:t>La dernière fois que vous avez acheté Sucre en poudre est frontiere gambienne et semble exister dans les modalités, prière de prendre attache avec le QG pour plus d'explication afin de la classer bien.</w:t>
             </w:r>
           </w:p>
         </w:tc>
@@ -2768,7 +4388,7 @@
                 <w:i w:val="0"/>
                 <w:sz w:val="16"/>
               </w:rPr>
-              <w:t>S02</w:t>
+              <w:t>S07</w:t>
               <w:br/>
             </w:r>
             <w:r>
@@ -2778,7 +4398,7 @@
                 <w:color w:val="64748B"/>
                 <w:sz w:val="14"/>
               </w:rPr>
-              <w:t>Éducation</w:t>
+              <w:t>Consommation alimentaire</w:t>
             </w:r>
           </w:p>
         </w:tc>
@@ -2794,7 +4414,7 @@
                 <w:color w:val="16A34A"/>
                 <w:sz w:val="16"/>
               </w:rPr>
-              <w:t>—</w:t>
+              <w:t>s01q23, s01q00b, s01q23_autre</w:t>
             </w:r>
           </w:p>
         </w:tc>
@@ -2825,7 +4445,7 @@
                 <w:i w:val="0"/>
                 <w:sz w:val="17"/>
               </w:rPr>
-              <w:t>veuillez, s'il vous plait, confirmer les frais de scolarité ( 1000 FCFA) payée de BOUBACAR BALDE avec le QG ou apporter les corrections nécessaires.</w:t>
+              <w:t>La dernière fois que vous avez acheté Viande de chèvre est chez un proche et semble exister dans les modalités, prière de prendre attache avec le QG pour plus d'explication afin de la classer bien.</w:t>
             </w:r>
           </w:p>
         </w:tc>
@@ -2858,7 +4478,7 @@
                 <w:i w:val="0"/>
                 <w:sz w:val="16"/>
               </w:rPr>
-              <w:t>S02</w:t>
+              <w:t>S07</w:t>
               <w:br/>
             </w:r>
             <w:r>
@@ -2868,7 +4488,7 @@
                 <w:color w:val="64748B"/>
                 <w:sz w:val="14"/>
               </w:rPr>
-              <w:t>Éducation</w:t>
+              <w:t>Consommation alimentaire</w:t>
             </w:r>
           </w:p>
         </w:tc>
@@ -2915,7 +4535,7 @@
                 <w:i w:val="0"/>
                 <w:sz w:val="17"/>
               </w:rPr>
-              <w:t>veuillez, s'il vous plait, confirmer les frais de scolarité ( 1000 FCFA) payée de BOURAIMA BALDE avec le QG ou apporter les corrections nécessaires.</w:t>
+              <w:t>Prière de corriger ou de confirmer avec le QG.</w:t>
             </w:r>
           </w:p>
         </w:tc>
@@ -2948,7 +4568,7 @@
                 <w:i w:val="0"/>
                 <w:sz w:val="16"/>
               </w:rPr>
-              <w:t>S02</w:t>
+              <w:t>S07</w:t>
               <w:br/>
             </w:r>
             <w:r>
@@ -2958,7 +4578,7 @@
                 <w:color w:val="64748B"/>
                 <w:sz w:val="14"/>
               </w:rPr>
-              <w:t>Éducation</w:t>
+              <w:t>Consommation alimentaire</w:t>
             </w:r>
           </w:p>
         </w:tc>
@@ -3005,7 +4625,7 @@
                 <w:i w:val="0"/>
                 <w:sz w:val="17"/>
               </w:rPr>
-              <w:t>veuillez, s'il vous plait, confirmer les frais de scolarité ( 1000 FCFA) payée de SALIOU BALDE avec le QG ou apporter les corrections nécessaires.</w:t>
+              <w:t>Etes vous sur d'avoir selectionner la bonne unitée ? prière de verifier et corriger.</w:t>
             </w:r>
           </w:p>
         </w:tc>
@@ -3038,7 +4658,7 @@
                 <w:i w:val="0"/>
                 <w:sz w:val="16"/>
               </w:rPr>
-              <w:t>S02</w:t>
+              <w:t>S08</w:t>
               <w:br/>
             </w:r>
             <w:r>
@@ -3048,7 +4668,7 @@
                 <w:color w:val="64748B"/>
                 <w:sz w:val="14"/>
               </w:rPr>
-              <w:t>Éducation</w:t>
+              <w:t>Dépenses santé/éducation</w:t>
             </w:r>
           </w:p>
         </w:tc>
@@ -3095,7 +4715,7 @@
                 <w:i w:val="0"/>
                 <w:sz w:val="17"/>
               </w:rPr>
-              <w:t>veuillez, s'il vous plait, confirmer les frais de scolarité ( 5000 FCFA) payée de ANSAROU BALDE avec le QG ou apporter les corrections nécessaires.</w:t>
+              <w:t>Prière de fournir d'effort pour avoir des réponses exactes au lieu de NSP ou Refus.</w:t>
             </w:r>
           </w:p>
         </w:tc>
@@ -3128,7 +4748,7 @@
                 <w:i w:val="0"/>
                 <w:sz w:val="16"/>
               </w:rPr>
-              <w:t>S02</w:t>
+              <w:t>S08</w:t>
               <w:br/>
             </w:r>
             <w:r>
@@ -3138,7 +4758,7 @@
                 <w:color w:val="64748B"/>
                 <w:sz w:val="14"/>
               </w:rPr>
-              <w:t>Éducation</w:t>
+              <w:t>Dépenses santé/éducation</w:t>
             </w:r>
           </w:p>
         </w:tc>
@@ -3185,7 +4805,7 @@
                 <w:i w:val="0"/>
                 <w:sz w:val="17"/>
               </w:rPr>
-              <w:t>veuillez, s'il vous plait, confirmer les frais de scolarité ( 5000 FCFA) payée de FADEL DIATTA avec le QG ou apporter les corrections nécessaires.</w:t>
+              <w:t>Prière de demander le ménage pour renseigner le reste (Section 8).</w:t>
             </w:r>
           </w:p>
         </w:tc>
@@ -3218,7 +4838,7 @@
                 <w:i w:val="0"/>
                 <w:sz w:val="16"/>
               </w:rPr>
-              <w:t>S02</w:t>
+              <w:t>S09</w:t>
               <w:br/>
             </w:r>
             <w:r>
@@ -3228,7 +4848,7 @@
                 <w:color w:val="64748B"/>
                 <w:sz w:val="14"/>
               </w:rPr>
-              <w:t>Éducation</w:t>
+              <w:t>Dépenses non alimentaires</w:t>
             </w:r>
           </w:p>
         </w:tc>
@@ -3275,7 +4895,7 @@
                 <w:i w:val="0"/>
                 <w:sz w:val="17"/>
               </w:rPr>
-              <w:t>veuillez, s'il vous plait, confirmer les frais de scolarité ( 5000 FCFA) payée de AISSATOU BALDE avec le QG ou apporter les corrections nécessaires.</w:t>
+              <w:t>Attention ! La dépense du ménage de MAMA BALDE (1400 Fcfa) au cours de 7 derniers jours de Cigarettes, Tabac est relativement élevé.</w:t>
             </w:r>
           </w:p>
         </w:tc>
@@ -3308,7 +4928,7 @@
                 <w:i w:val="0"/>
                 <w:sz w:val="16"/>
               </w:rPr>
-              <w:t>S02</w:t>
+              <w:t>S09</w:t>
               <w:br/>
             </w:r>
             <w:r>
@@ -3318,7 +4938,7 @@
                 <w:color w:val="64748B"/>
                 <w:sz w:val="14"/>
               </w:rPr>
-              <w:t>Éducation</w:t>
+              <w:t>Dépenses non alimentaires</w:t>
             </w:r>
           </w:p>
         </w:tc>
@@ -3365,7 +4985,7 @@
                 <w:i w:val="0"/>
                 <w:sz w:val="17"/>
               </w:rPr>
-              <w:t>Prière de vous adresser à MAIMOUNA BALDE pour avoir l'année exacte.</w:t>
+              <w:t>Prière de corriger ou de confirmer avec le QG.</w:t>
             </w:r>
           </w:p>
         </w:tc>
@@ -3398,7 +5018,7 @@
                 <w:i w:val="0"/>
                 <w:sz w:val="16"/>
               </w:rPr>
-              <w:t>S02</w:t>
+              <w:t>S09</w:t>
               <w:br/>
             </w:r>
             <w:r>
@@ -3408,7 +5028,7 @@
                 <w:color w:val="64748B"/>
                 <w:sz w:val="14"/>
               </w:rPr>
-              <w:t>Éducation</w:t>
+              <w:t>Dépenses non alimentaires</w:t>
             </w:r>
           </w:p>
         </w:tc>
@@ -3424,7 +5044,7 @@
                 <w:color w:val="16A34A"/>
                 <w:sz w:val="16"/>
               </w:rPr>
-              <w:t>—</w:t>
+              <w:t>s01q23, s01q00b, s01q23_autre</w:t>
             </w:r>
           </w:p>
         </w:tc>
@@ -3455,7 +5075,7 @@
                 <w:i w:val="0"/>
                 <w:sz w:val="17"/>
               </w:rPr>
-              <w:t>Merci de bien vouloir changé 2.04 en OUI et renseigné toutes les autres informations qui concerne DIENABOU FALL .</w:t>
+              <w:t>La dernière fois que vous avez acheté Bois de chauffe ramassé/coupé (estimer la valeur) est ramasser et semble exister dans les modalités, prière de prendre attache avec le QG pour plus d'explication afin de la classer bien.</w:t>
             </w:r>
           </w:p>
         </w:tc>
@@ -3488,7 +5108,7 @@
                 <w:i w:val="0"/>
                 <w:sz w:val="16"/>
               </w:rPr>
-              <w:t>S03</w:t>
+              <w:t>S12</w:t>
               <w:br/>
             </w:r>
             <w:r>
@@ -3498,7 +5118,7 @@
                 <w:color w:val="64748B"/>
                 <w:sz w:val="14"/>
               </w:rPr>
-              <w:t>Santé</w:t>
+              <w:t>Avoirs / biens durables</w:t>
             </w:r>
           </w:p>
         </w:tc>
@@ -3514,7 +5134,7 @@
                 <w:color w:val="16A34A"/>
                 <w:sz w:val="16"/>
               </w:rPr>
-              <w:t>s00q11, s01q03b, s01q04b, s02q01__1, s02q02__1, s02q03__1, s02q04, s02q15</w:t>
+              <w:t>—</w:t>
             </w:r>
           </w:p>
         </w:tc>
@@ -3545,7 +5165,7 @@
                 <w:i w:val="0"/>
                 <w:sz w:val="17"/>
               </w:rPr>
-              <w:t>Le montant(100 FCFA) des frais de consultation par le medecin spécialiste de MAIMOUNA BALDE semble trop faible ou élevé, veuillez revoir ce montant.</w:t>
+              <w:t>Attention ! Bicyclette, vélo de course a été revendu à 30000 Fcfa qui est relativement élevé par rapport aux autres prix de revente observés dans cette zone.</w:t>
             </w:r>
           </w:p>
         </w:tc>
@@ -3578,7 +5198,7 @@
                 <w:i w:val="0"/>
                 <w:sz w:val="16"/>
               </w:rPr>
-              <w:t>S03</w:t>
+              <w:t>S12</w:t>
               <w:br/>
             </w:r>
             <w:r>
@@ -3588,7 +5208,7 @@
                 <w:color w:val="64748B"/>
                 <w:sz w:val="14"/>
               </w:rPr>
-              <w:t>Santé</w:t>
+              <w:t>Avoirs / biens durables</w:t>
             </w:r>
           </w:p>
         </w:tc>
@@ -3604,7 +5224,7 @@
                 <w:color w:val="16A34A"/>
                 <w:sz w:val="16"/>
               </w:rPr>
-              <w:t>s01q41a, s02q20, s02q22, s03q07, s03q02, s01q00b, s03q02_autre</w:t>
+              <w:t>—</w:t>
             </w:r>
           </w:p>
         </w:tc>
@@ -3635,2437 +5255,7 @@
                 <w:i w:val="0"/>
                 <w:sz w:val="17"/>
               </w:rPr>
-              <w:t>Le principal problème de santé que ALIOU BALDE 2 a eu est Maux de la main, prière de prendre attache avec le QG pour plus d'explication afin de le classer bien.</w:t>
-            </w:r>
-          </w:p>
-        </w:tc>
-      </w:tr>
-      <w:tr>
-        <w:tc>
-          <w:tcPr>
-            <w:tcW w:type="dxa" w:w="964"/>
-          </w:tcPr>
-          <w:p>
-            <w:r>
-              <w:rPr>
-                <w:b/>
-                <w:i w:val="0"/>
-                <w:color w:val="EA580C"/>
-                <w:sz w:val="16"/>
-              </w:rPr>
-              <w:t>Moyenne</w:t>
-            </w:r>
-          </w:p>
-        </w:tc>
-        <w:tc>
-          <w:tcPr>
-            <w:tcW w:type="dxa" w:w="1247"/>
-          </w:tcPr>
-          <w:p>
-            <w:r>
-              <w:rPr>
-                <w:b/>
-                <w:i w:val="0"/>
-                <w:sz w:val="16"/>
-              </w:rPr>
-              <w:t>S03</w:t>
-              <w:br/>
-            </w:r>
-            <w:r>
-              <w:rPr>
-                <w:b w:val="0"/>
-                <w:i w:val="0"/>
-                <w:color w:val="64748B"/>
-                <w:sz w:val="14"/>
-              </w:rPr>
-              <w:t>Santé</w:t>
-            </w:r>
-          </w:p>
-        </w:tc>
-        <w:tc>
-          <w:tcPr>
-            <w:tcW w:type="dxa" w:w="1531"/>
-          </w:tcPr>
-          <w:p>
-            <w:r>
-              <w:rPr>
-                <w:b/>
-                <w:i w:val="0"/>
-                <w:color w:val="16A34A"/>
-                <w:sz w:val="16"/>
-              </w:rPr>
-              <w:t>s01q41a, s02q20, s02q22, s03q07, s03q02, s01q00b, s03q02_autre</w:t>
-            </w:r>
-          </w:p>
-        </w:tc>
-        <w:tc>
-          <w:tcPr>
-            <w:tcW w:type="dxa" w:w="1191"/>
-          </w:tcPr>
-          <w:p>
-            <w:r>
-              <w:rPr>
-                <w:b w:val="0"/>
-                <w:i w:val="0"/>
-                <w:color w:val="64748B"/>
-                <w:sz w:val="16"/>
-              </w:rPr>
-              <w:t>GT-CQ</w:t>
-            </w:r>
-          </w:p>
-        </w:tc>
-        <w:tc>
-          <w:tcPr>
-            <w:tcW w:type="dxa" w:w="4706"/>
-          </w:tcPr>
-          <w:p>
-            <w:r>
-              <w:rPr>
-                <w:b w:val="0"/>
-                <w:i w:val="0"/>
-                <w:sz w:val="17"/>
-              </w:rPr>
-              <w:t>Le principal problème de santé que DIENABOU FALL a eu est probleme grossesse, prière de prendre attache avec le QG pour plus d'explication afin de le classer bien.</w:t>
-            </w:r>
-          </w:p>
-        </w:tc>
-      </w:tr>
-      <w:tr>
-        <w:tc>
-          <w:tcPr>
-            <w:tcW w:type="dxa" w:w="964"/>
-          </w:tcPr>
-          <w:p>
-            <w:r>
-              <w:rPr>
-                <w:b/>
-                <w:i w:val="0"/>
-                <w:color w:val="EA580C"/>
-                <w:sz w:val="16"/>
-              </w:rPr>
-              <w:t>Moyenne</w:t>
-            </w:r>
-          </w:p>
-        </w:tc>
-        <w:tc>
-          <w:tcPr>
-            <w:tcW w:type="dxa" w:w="1247"/>
-          </w:tcPr>
-          <w:p>
-            <w:r>
-              <w:rPr>
-                <w:b/>
-                <w:i w:val="0"/>
-                <w:sz w:val="16"/>
-              </w:rPr>
-              <w:t>S03</w:t>
-              <w:br/>
-            </w:r>
-            <w:r>
-              <w:rPr>
-                <w:b w:val="0"/>
-                <w:i w:val="0"/>
-                <w:color w:val="64748B"/>
-                <w:sz w:val="14"/>
-              </w:rPr>
-              <w:t>Santé</w:t>
-            </w:r>
-          </w:p>
-        </w:tc>
-        <w:tc>
-          <w:tcPr>
-            <w:tcW w:type="dxa" w:w="1531"/>
-          </w:tcPr>
-          <w:p>
-            <w:r>
-              <w:rPr>
-                <w:b/>
-                <w:i w:val="0"/>
-                <w:color w:val="16A34A"/>
-                <w:sz w:val="16"/>
-              </w:rPr>
-              <w:t>s02q10, s01q00b</w:t>
-            </w:r>
-          </w:p>
-        </w:tc>
-        <w:tc>
-          <w:tcPr>
-            <w:tcW w:type="dxa" w:w="1191"/>
-          </w:tcPr>
-          <w:p>
-            <w:r>
-              <w:rPr>
-                <w:b w:val="0"/>
-                <w:i w:val="0"/>
-                <w:color w:val="64748B"/>
-                <w:sz w:val="16"/>
-              </w:rPr>
-              <w:t>GT-CQ</w:t>
-            </w:r>
-          </w:p>
-        </w:tc>
-        <w:tc>
-          <w:tcPr>
-            <w:tcW w:type="dxa" w:w="4706"/>
-          </w:tcPr>
-          <w:p>
-            <w:r>
-              <w:rPr>
-                <w:b w:val="0"/>
-                <w:i w:val="0"/>
-                <w:sz w:val="17"/>
-              </w:rPr>
-              <w:t>Attention ! Les frais de vaccination, circoncision ou bilan de santé (check up) au cours des 12 derniers mois (5000 Fcfa) de DIENABOU FALL est relativement élevé.</w:t>
-            </w:r>
-          </w:p>
-        </w:tc>
-      </w:tr>
-      <w:tr>
-        <w:tc>
-          <w:tcPr>
-            <w:tcW w:type="dxa" w:w="964"/>
-          </w:tcPr>
-          <w:p>
-            <w:r>
-              <w:rPr>
-                <w:b/>
-                <w:i w:val="0"/>
-                <w:color w:val="EA580C"/>
-                <w:sz w:val="16"/>
-              </w:rPr>
-              <w:t>Moyenne</w:t>
-            </w:r>
-          </w:p>
-        </w:tc>
-        <w:tc>
-          <w:tcPr>
-            <w:tcW w:type="dxa" w:w="1247"/>
-          </w:tcPr>
-          <w:p>
-            <w:r>
-              <w:rPr>
-                <w:b/>
-                <w:i w:val="0"/>
-                <w:sz w:val="16"/>
-              </w:rPr>
-              <w:t>S03</w:t>
-              <w:br/>
-            </w:r>
-            <w:r>
-              <w:rPr>
-                <w:b w:val="0"/>
-                <w:i w:val="0"/>
-                <w:color w:val="64748B"/>
-                <w:sz w:val="14"/>
-              </w:rPr>
-              <w:t>Santé</w:t>
-            </w:r>
-          </w:p>
-        </w:tc>
-        <w:tc>
-          <w:tcPr>
-            <w:tcW w:type="dxa" w:w="1531"/>
-          </w:tcPr>
-          <w:p>
-            <w:r>
-              <w:rPr>
-                <w:b/>
-                <w:i w:val="0"/>
-                <w:color w:val="16A34A"/>
-                <w:sz w:val="16"/>
-              </w:rPr>
-              <w:t>—</w:t>
-            </w:r>
-          </w:p>
-        </w:tc>
-        <w:tc>
-          <w:tcPr>
-            <w:tcW w:type="dxa" w:w="1191"/>
-          </w:tcPr>
-          <w:p>
-            <w:r>
-              <w:rPr>
-                <w:b w:val="0"/>
-                <w:i w:val="0"/>
-                <w:color w:val="64748B"/>
-                <w:sz w:val="16"/>
-              </w:rPr>
-              <w:t>GT-CQ</w:t>
-            </w:r>
-          </w:p>
-        </w:tc>
-        <w:tc>
-          <w:tcPr>
-            <w:tcW w:type="dxa" w:w="4706"/>
-          </w:tcPr>
-          <w:p>
-            <w:r>
-              <w:rPr>
-                <w:b w:val="0"/>
-                <w:i w:val="0"/>
-                <w:sz w:val="17"/>
-              </w:rPr>
               <w:t>Prière de corriger ou de confirmer avec le QG.</w:t>
-            </w:r>
-          </w:p>
-        </w:tc>
-      </w:tr>
-      <w:tr>
-        <w:tc>
-          <w:tcPr>
-            <w:tcW w:type="dxa" w:w="964"/>
-          </w:tcPr>
-          <w:p>
-            <w:r>
-              <w:rPr>
-                <w:b/>
-                <w:i w:val="0"/>
-                <w:color w:val="EA580C"/>
-                <w:sz w:val="16"/>
-              </w:rPr>
-              <w:t>Moyenne</w:t>
-            </w:r>
-          </w:p>
-        </w:tc>
-        <w:tc>
-          <w:tcPr>
-            <w:tcW w:type="dxa" w:w="1247"/>
-          </w:tcPr>
-          <w:p>
-            <w:r>
-              <w:rPr>
-                <w:b/>
-                <w:i w:val="0"/>
-                <w:sz w:val="16"/>
-              </w:rPr>
-              <w:t>S03</w:t>
-              <w:br/>
-            </w:r>
-            <w:r>
-              <w:rPr>
-                <w:b w:val="0"/>
-                <w:i w:val="0"/>
-                <w:color w:val="64748B"/>
-                <w:sz w:val="14"/>
-              </w:rPr>
-              <w:t>Santé</w:t>
-            </w:r>
-          </w:p>
-        </w:tc>
-        <w:tc>
-          <w:tcPr>
-            <w:tcW w:type="dxa" w:w="1531"/>
-          </w:tcPr>
-          <w:p>
-            <w:r>
-              <w:rPr>
-                <w:b/>
-                <w:i w:val="0"/>
-                <w:color w:val="16A34A"/>
-                <w:sz w:val="16"/>
-              </w:rPr>
-              <w:t>s01q35, s01q36, s01q37, s02q04, s02q15, s03q13, s03q14, s03q15</w:t>
-            </w:r>
-          </w:p>
-        </w:tc>
-        <w:tc>
-          <w:tcPr>
-            <w:tcW w:type="dxa" w:w="1191"/>
-          </w:tcPr>
-          <w:p>
-            <w:r>
-              <w:rPr>
-                <w:b w:val="0"/>
-                <w:i w:val="0"/>
-                <w:color w:val="64748B"/>
-                <w:sz w:val="16"/>
-              </w:rPr>
-              <w:t>GT-CQ</w:t>
-            </w:r>
-          </w:p>
-        </w:tc>
-        <w:tc>
-          <w:tcPr>
-            <w:tcW w:type="dxa" w:w="4706"/>
-          </w:tcPr>
-          <w:p>
-            <w:r>
-              <w:rPr>
-                <w:b w:val="0"/>
-                <w:i w:val="0"/>
-                <w:sz w:val="17"/>
-              </w:rPr>
-              <w:t>Vous déclarez que FATOUMATA BALDE dans ce ménage s'est consulté dans un service de santé, ou chez un guérisseur au cours des 3 derniers mois sans hospitalisation (ne pas considérer les consultations prénatales) q13=Oui, mais vous avez pris NSP partout de la question q14 à q21.</w:t>
-            </w:r>
-          </w:p>
-        </w:tc>
-      </w:tr>
-      <w:tr>
-        <w:tc>
-          <w:tcPr>
-            <w:tcW w:type="dxa" w:w="964"/>
-          </w:tcPr>
-          <w:p>
-            <w:r>
-              <w:rPr>
-                <w:b/>
-                <w:i w:val="0"/>
-                <w:color w:val="EA580C"/>
-                <w:sz w:val="16"/>
-              </w:rPr>
-              <w:t>Moyenne</w:t>
-            </w:r>
-          </w:p>
-        </w:tc>
-        <w:tc>
-          <w:tcPr>
-            <w:tcW w:type="dxa" w:w="1247"/>
-          </w:tcPr>
-          <w:p>
-            <w:r>
-              <w:rPr>
-                <w:b/>
-                <w:i w:val="0"/>
-                <w:sz w:val="16"/>
-              </w:rPr>
-              <w:t>S03</w:t>
-              <w:br/>
-            </w:r>
-            <w:r>
-              <w:rPr>
-                <w:b w:val="0"/>
-                <w:i w:val="0"/>
-                <w:color w:val="64748B"/>
-                <w:sz w:val="14"/>
-              </w:rPr>
-              <w:t>Santé</w:t>
-            </w:r>
-          </w:p>
-        </w:tc>
-        <w:tc>
-          <w:tcPr>
-            <w:tcW w:type="dxa" w:w="1531"/>
-          </w:tcPr>
-          <w:p>
-            <w:r>
-              <w:rPr>
-                <w:b/>
-                <w:i w:val="0"/>
-                <w:color w:val="16A34A"/>
-                <w:sz w:val="16"/>
-              </w:rPr>
-              <w:t>s01q35, s01q36, s01q37, s02q04, s02q15, s03q13, s03q14, s03q15</w:t>
-            </w:r>
-          </w:p>
-        </w:tc>
-        <w:tc>
-          <w:tcPr>
-            <w:tcW w:type="dxa" w:w="1191"/>
-          </w:tcPr>
-          <w:p>
-            <w:r>
-              <w:rPr>
-                <w:b w:val="0"/>
-                <w:i w:val="0"/>
-                <w:color w:val="64748B"/>
-                <w:sz w:val="16"/>
-              </w:rPr>
-              <w:t>GT-CQ</w:t>
-            </w:r>
-          </w:p>
-        </w:tc>
-        <w:tc>
-          <w:tcPr>
-            <w:tcW w:type="dxa" w:w="4706"/>
-          </w:tcPr>
-          <w:p>
-            <w:r>
-              <w:rPr>
-                <w:b w:val="0"/>
-                <w:i w:val="0"/>
-                <w:sz w:val="17"/>
-              </w:rPr>
-              <w:t>Vous déclarez que YERO BALDE dans ce ménage s'est consulté dans un service de santé, ou chez un guérisseur au cours des 3 derniers mois sans hospitalisation (ne pas considérer les consultations prénatales) q13=Oui, mais vous avez pris NSP partout de la question q14 à q21.</w:t>
-            </w:r>
-          </w:p>
-        </w:tc>
-      </w:tr>
-      <w:tr>
-        <w:tc>
-          <w:tcPr>
-            <w:tcW w:type="dxa" w:w="964"/>
-          </w:tcPr>
-          <w:p>
-            <w:r>
-              <w:rPr>
-                <w:b/>
-                <w:i w:val="0"/>
-                <w:color w:val="EA580C"/>
-                <w:sz w:val="16"/>
-              </w:rPr>
-              <w:t>Moyenne</w:t>
-            </w:r>
-          </w:p>
-        </w:tc>
-        <w:tc>
-          <w:tcPr>
-            <w:tcW w:type="dxa" w:w="1247"/>
-          </w:tcPr>
-          <w:p>
-            <w:r>
-              <w:rPr>
-                <w:b/>
-                <w:i w:val="0"/>
-                <w:sz w:val="16"/>
-              </w:rPr>
-              <w:t>S03</w:t>
-              <w:br/>
-            </w:r>
-            <w:r>
-              <w:rPr>
-                <w:b w:val="0"/>
-                <w:i w:val="0"/>
-                <w:color w:val="64748B"/>
-                <w:sz w:val="14"/>
-              </w:rPr>
-              <w:t>Santé</w:t>
-            </w:r>
-          </w:p>
-        </w:tc>
-        <w:tc>
-          <w:tcPr>
-            <w:tcW w:type="dxa" w:w="1531"/>
-          </w:tcPr>
-          <w:p>
-            <w:r>
-              <w:rPr>
-                <w:b/>
-                <w:i w:val="0"/>
-                <w:color w:val="16A34A"/>
-                <w:sz w:val="16"/>
-              </w:rPr>
-              <w:t>s01q41a, s02q20, s02q22, s03q07, s03q02, s01q00b, s03q02_autre</w:t>
-            </w:r>
-          </w:p>
-        </w:tc>
-        <w:tc>
-          <w:tcPr>
-            <w:tcW w:type="dxa" w:w="1191"/>
-          </w:tcPr>
-          <w:p>
-            <w:r>
-              <w:rPr>
-                <w:b w:val="0"/>
-                <w:i w:val="0"/>
-                <w:color w:val="64748B"/>
-                <w:sz w:val="16"/>
-              </w:rPr>
-              <w:t>GT-CQ</w:t>
-            </w:r>
-          </w:p>
-        </w:tc>
-        <w:tc>
-          <w:tcPr>
-            <w:tcW w:type="dxa" w:w="4706"/>
-          </w:tcPr>
-          <w:p>
-            <w:r>
-              <w:rPr>
-                <w:b w:val="0"/>
-                <w:i w:val="0"/>
-                <w:sz w:val="17"/>
-              </w:rPr>
-              <w:t>Le dernier problème de santé pour lequel YERO BALDE a été hospitalisé au cours des 12 derniers mois est Maux de ventre, prière de prendre attache avec le QG pour plus d'explication afin de le classer bien.</w:t>
-            </w:r>
-          </w:p>
-        </w:tc>
-      </w:tr>
-      <w:tr>
-        <w:tc>
-          <w:tcPr>
-            <w:tcW w:type="dxa" w:w="964"/>
-          </w:tcPr>
-          <w:p>
-            <w:r>
-              <w:rPr>
-                <w:b/>
-                <w:i w:val="0"/>
-                <w:color w:val="EA580C"/>
-                <w:sz w:val="16"/>
-              </w:rPr>
-              <w:t>Moyenne</w:t>
-            </w:r>
-          </w:p>
-        </w:tc>
-        <w:tc>
-          <w:tcPr>
-            <w:tcW w:type="dxa" w:w="1247"/>
-          </w:tcPr>
-          <w:p>
-            <w:r>
-              <w:rPr>
-                <w:b/>
-                <w:i w:val="0"/>
-                <w:sz w:val="16"/>
-              </w:rPr>
-              <w:t>S04</w:t>
-              <w:br/>
-            </w:r>
-            <w:r>
-              <w:rPr>
-                <w:b w:val="0"/>
-                <w:i w:val="0"/>
-                <w:color w:val="64748B"/>
-                <w:sz w:val="14"/>
-              </w:rPr>
-              <w:t>Emploi</w:t>
-            </w:r>
-          </w:p>
-        </w:tc>
-        <w:tc>
-          <w:tcPr>
-            <w:tcW w:type="dxa" w:w="1531"/>
-          </w:tcPr>
-          <w:p>
-            <w:r>
-              <w:rPr>
-                <w:b/>
-                <w:i w:val="0"/>
-                <w:color w:val="16A34A"/>
-                <w:sz w:val="16"/>
-              </w:rPr>
-              <w:t>s04q01, s04q02, s04q03, s04q04, s04q05, s04q06, s04q07, s04q08</w:t>
-            </w:r>
-          </w:p>
-        </w:tc>
-        <w:tc>
-          <w:tcPr>
-            <w:tcW w:type="dxa" w:w="1191"/>
-          </w:tcPr>
-          <w:p>
-            <w:r>
-              <w:rPr>
-                <w:b w:val="0"/>
-                <w:i w:val="0"/>
-                <w:color w:val="64748B"/>
-                <w:sz w:val="16"/>
-              </w:rPr>
-              <w:t>GT-CQ</w:t>
-            </w:r>
-          </w:p>
-        </w:tc>
-        <w:tc>
-          <w:tcPr>
-            <w:tcW w:type="dxa" w:w="4706"/>
-          </w:tcPr>
-          <w:p>
-            <w:r>
-              <w:rPr>
-                <w:b w:val="0"/>
-                <w:i w:val="0"/>
-                <w:sz w:val="17"/>
-              </w:rPr>
-              <w:t>pour AISSATOU BALDE semble très élevés, prière de corriger ou confirmer avec le QG (s04q01 s04q02 s04q03 s04q04 s04q05 s04q06 s04q07 s04q08).</w:t>
-            </w:r>
-          </w:p>
-        </w:tc>
-      </w:tr>
-      <w:tr>
-        <w:tc>
-          <w:tcPr>
-            <w:tcW w:type="dxa" w:w="964"/>
-          </w:tcPr>
-          <w:p>
-            <w:r>
-              <w:rPr>
-                <w:b/>
-                <w:i w:val="0"/>
-                <w:color w:val="EA580C"/>
-                <w:sz w:val="16"/>
-              </w:rPr>
-              <w:t>Moyenne</w:t>
-            </w:r>
-          </w:p>
-        </w:tc>
-        <w:tc>
-          <w:tcPr>
-            <w:tcW w:type="dxa" w:w="1247"/>
-          </w:tcPr>
-          <w:p>
-            <w:r>
-              <w:rPr>
-                <w:b/>
-                <w:i w:val="0"/>
-                <w:sz w:val="16"/>
-              </w:rPr>
-              <w:t>S04</w:t>
-              <w:br/>
-            </w:r>
-            <w:r>
-              <w:rPr>
-                <w:b w:val="0"/>
-                <w:i w:val="0"/>
-                <w:color w:val="64748B"/>
-                <w:sz w:val="14"/>
-              </w:rPr>
-              <w:t>Emploi</w:t>
-            </w:r>
-          </w:p>
-        </w:tc>
-        <w:tc>
-          <w:tcPr>
-            <w:tcW w:type="dxa" w:w="1531"/>
-          </w:tcPr>
-          <w:p>
-            <w:r>
-              <w:rPr>
-                <w:b/>
-                <w:i w:val="0"/>
-                <w:color w:val="16A34A"/>
-                <w:sz w:val="16"/>
-              </w:rPr>
-              <w:t>—</w:t>
-            </w:r>
-          </w:p>
-        </w:tc>
-        <w:tc>
-          <w:tcPr>
-            <w:tcW w:type="dxa" w:w="1191"/>
-          </w:tcPr>
-          <w:p>
-            <w:r>
-              <w:rPr>
-                <w:b w:val="0"/>
-                <w:i w:val="0"/>
-                <w:color w:val="64748B"/>
-                <w:sz w:val="16"/>
-              </w:rPr>
-              <w:t>GT-CQ</w:t>
-            </w:r>
-          </w:p>
-        </w:tc>
-        <w:tc>
-          <w:tcPr>
-            <w:tcW w:type="dxa" w:w="4706"/>
-          </w:tcPr>
-          <w:p>
-            <w:r>
-              <w:rPr>
-                <w:b w:val="0"/>
-                <w:i w:val="0"/>
-                <w:sz w:val="17"/>
-              </w:rPr>
-              <w:t>Attention ! Le nombre de jours (12 jours) que MAMA BALDE a travaillés par mois semble être inférieur à 15.</w:t>
-            </w:r>
-          </w:p>
-        </w:tc>
-      </w:tr>
-      <w:tr>
-        <w:tc>
-          <w:tcPr>
-            <w:tcW w:type="dxa" w:w="964"/>
-          </w:tcPr>
-          <w:p>
-            <w:r>
-              <w:rPr>
-                <w:b/>
-                <w:i w:val="0"/>
-                <w:color w:val="EA580C"/>
-                <w:sz w:val="16"/>
-              </w:rPr>
-              <w:t>Moyenne</w:t>
-            </w:r>
-          </w:p>
-        </w:tc>
-        <w:tc>
-          <w:tcPr>
-            <w:tcW w:type="dxa" w:w="1247"/>
-          </w:tcPr>
-          <w:p>
-            <w:r>
-              <w:rPr>
-                <w:b/>
-                <w:i w:val="0"/>
-                <w:sz w:val="16"/>
-              </w:rPr>
-              <w:t>S04</w:t>
-              <w:br/>
-            </w:r>
-            <w:r>
-              <w:rPr>
-                <w:b w:val="0"/>
-                <w:i w:val="0"/>
-                <w:color w:val="64748B"/>
-                <w:sz w:val="14"/>
-              </w:rPr>
-              <w:t>Emploi</w:t>
-            </w:r>
-          </w:p>
-        </w:tc>
-        <w:tc>
-          <w:tcPr>
-            <w:tcW w:type="dxa" w:w="1531"/>
-          </w:tcPr>
-          <w:p>
-            <w:r>
-              <w:rPr>
-                <w:b/>
-                <w:i w:val="0"/>
-                <w:color w:val="16A34A"/>
-                <w:sz w:val="16"/>
-              </w:rPr>
-              <w:t>—</w:t>
-            </w:r>
-          </w:p>
-        </w:tc>
-        <w:tc>
-          <w:tcPr>
-            <w:tcW w:type="dxa" w:w="1191"/>
-          </w:tcPr>
-          <w:p>
-            <w:r>
-              <w:rPr>
-                <w:b w:val="0"/>
-                <w:i w:val="0"/>
-                <w:color w:val="64748B"/>
-                <w:sz w:val="16"/>
-              </w:rPr>
-              <w:t>GT-CQ</w:t>
-            </w:r>
-          </w:p>
-        </w:tc>
-        <w:tc>
-          <w:tcPr>
-            <w:tcW w:type="dxa" w:w="4706"/>
-          </w:tcPr>
-          <w:p>
-            <w:r>
-              <w:rPr>
-                <w:b w:val="0"/>
-                <w:i w:val="0"/>
-                <w:sz w:val="17"/>
-              </w:rPr>
-              <w:t>Veuillez, s'il vous plaît, confirmer cette information.</w:t>
-            </w:r>
-          </w:p>
-        </w:tc>
-      </w:tr>
-      <w:tr>
-        <w:tc>
-          <w:tcPr>
-            <w:tcW w:type="dxa" w:w="964"/>
-          </w:tcPr>
-          <w:p>
-            <w:r>
-              <w:rPr>
-                <w:b/>
-                <w:i w:val="0"/>
-                <w:color w:val="EA580C"/>
-                <w:sz w:val="16"/>
-              </w:rPr>
-              <w:t>Moyenne</w:t>
-            </w:r>
-          </w:p>
-        </w:tc>
-        <w:tc>
-          <w:tcPr>
-            <w:tcW w:type="dxa" w:w="1247"/>
-          </w:tcPr>
-          <w:p>
-            <w:r>
-              <w:rPr>
-                <w:b/>
-                <w:i w:val="0"/>
-                <w:sz w:val="16"/>
-              </w:rPr>
-              <w:t>S04</w:t>
-              <w:br/>
-            </w:r>
-            <w:r>
-              <w:rPr>
-                <w:b w:val="0"/>
-                <w:i w:val="0"/>
-                <w:color w:val="64748B"/>
-                <w:sz w:val="14"/>
-              </w:rPr>
-              <w:t>Emploi</w:t>
-            </w:r>
-          </w:p>
-        </w:tc>
-        <w:tc>
-          <w:tcPr>
-            <w:tcW w:type="dxa" w:w="1531"/>
-          </w:tcPr>
-          <w:p>
-            <w:r>
-              <w:rPr>
-                <w:b/>
-                <w:i w:val="0"/>
-                <w:color w:val="16A34A"/>
-                <w:sz w:val="16"/>
-              </w:rPr>
-              <w:t>—</w:t>
-            </w:r>
-          </w:p>
-        </w:tc>
-        <w:tc>
-          <w:tcPr>
-            <w:tcW w:type="dxa" w:w="1191"/>
-          </w:tcPr>
-          <w:p>
-            <w:r>
-              <w:rPr>
-                <w:b w:val="0"/>
-                <w:i w:val="0"/>
-                <w:color w:val="64748B"/>
-                <w:sz w:val="16"/>
-              </w:rPr>
-              <w:t>GT-CQ</w:t>
-            </w:r>
-          </w:p>
-        </w:tc>
-        <w:tc>
-          <w:tcPr>
-            <w:tcW w:type="dxa" w:w="4706"/>
-          </w:tcPr>
-          <w:p>
-            <w:r>
-              <w:rPr>
-                <w:b w:val="0"/>
-                <w:i w:val="0"/>
-                <w:sz w:val="17"/>
-              </w:rPr>
-              <w:t>Veuillez, s'il vous plaît, corriger cette information.</w:t>
-            </w:r>
-          </w:p>
-        </w:tc>
-      </w:tr>
-      <w:tr>
-        <w:tc>
-          <w:tcPr>
-            <w:tcW w:type="dxa" w:w="964"/>
-          </w:tcPr>
-          <w:p>
-            <w:r>
-              <w:rPr>
-                <w:b/>
-                <w:i w:val="0"/>
-                <w:color w:val="EA580C"/>
-                <w:sz w:val="16"/>
-              </w:rPr>
-              <w:t>Moyenne</w:t>
-            </w:r>
-          </w:p>
-        </w:tc>
-        <w:tc>
-          <w:tcPr>
-            <w:tcW w:type="dxa" w:w="1247"/>
-          </w:tcPr>
-          <w:p>
-            <w:r>
-              <w:rPr>
-                <w:b/>
-                <w:i w:val="0"/>
-                <w:sz w:val="16"/>
-              </w:rPr>
-              <w:t>S04</w:t>
-              <w:br/>
-            </w:r>
-            <w:r>
-              <w:rPr>
-                <w:b w:val="0"/>
-                <w:i w:val="0"/>
-                <w:color w:val="64748B"/>
-                <w:sz w:val="14"/>
-              </w:rPr>
-              <w:t>Emploi</w:t>
-            </w:r>
-          </w:p>
-        </w:tc>
-        <w:tc>
-          <w:tcPr>
-            <w:tcW w:type="dxa" w:w="1531"/>
-          </w:tcPr>
-          <w:p>
-            <w:r>
-              <w:rPr>
-                <w:b/>
-                <w:i w:val="0"/>
-                <w:color w:val="16A34A"/>
-                <w:sz w:val="16"/>
-              </w:rPr>
-              <w:t>—</w:t>
-            </w:r>
-          </w:p>
-        </w:tc>
-        <w:tc>
-          <w:tcPr>
-            <w:tcW w:type="dxa" w:w="1191"/>
-          </w:tcPr>
-          <w:p>
-            <w:r>
-              <w:rPr>
-                <w:b w:val="0"/>
-                <w:i w:val="0"/>
-                <w:color w:val="64748B"/>
-                <w:sz w:val="16"/>
-              </w:rPr>
-              <w:t>GT-CQ</w:t>
-            </w:r>
-          </w:p>
-        </w:tc>
-        <w:tc>
-          <w:tcPr>
-            <w:tcW w:type="dxa" w:w="4706"/>
-          </w:tcPr>
-          <w:p>
-            <w:r>
-              <w:rPr>
-                <w:b w:val="0"/>
-                <w:i w:val="0"/>
-                <w:sz w:val="17"/>
-              </w:rPr>
-              <w:t>Attention ! Le nombre de jours que BINTA BALDE a travaillés par mois semble être inférieur à 15.</w:t>
-            </w:r>
-          </w:p>
-        </w:tc>
-      </w:tr>
-      <w:tr>
-        <w:tc>
-          <w:tcPr>
-            <w:tcW w:type="dxa" w:w="964"/>
-          </w:tcPr>
-          <w:p>
-            <w:r>
-              <w:rPr>
-                <w:b/>
-                <w:i w:val="0"/>
-                <w:color w:val="EA580C"/>
-                <w:sz w:val="16"/>
-              </w:rPr>
-              <w:t>Moyenne</w:t>
-            </w:r>
-          </w:p>
-        </w:tc>
-        <w:tc>
-          <w:tcPr>
-            <w:tcW w:type="dxa" w:w="1247"/>
-          </w:tcPr>
-          <w:p>
-            <w:r>
-              <w:rPr>
-                <w:b/>
-                <w:i w:val="0"/>
-                <w:sz w:val="16"/>
-              </w:rPr>
-              <w:t>S04</w:t>
-              <w:br/>
-            </w:r>
-            <w:r>
-              <w:rPr>
-                <w:b w:val="0"/>
-                <w:i w:val="0"/>
-                <w:color w:val="64748B"/>
-                <w:sz w:val="14"/>
-              </w:rPr>
-              <w:t>Emploi</w:t>
-            </w:r>
-          </w:p>
-        </w:tc>
-        <w:tc>
-          <w:tcPr>
-            <w:tcW w:type="dxa" w:w="1531"/>
-          </w:tcPr>
-          <w:p>
-            <w:r>
-              <w:rPr>
-                <w:b/>
-                <w:i w:val="0"/>
-                <w:color w:val="16A34A"/>
-                <w:sz w:val="16"/>
-              </w:rPr>
-              <w:t>—</w:t>
-            </w:r>
-          </w:p>
-        </w:tc>
-        <w:tc>
-          <w:tcPr>
-            <w:tcW w:type="dxa" w:w="1191"/>
-          </w:tcPr>
-          <w:p>
-            <w:r>
-              <w:rPr>
-                <w:b w:val="0"/>
-                <w:i w:val="0"/>
-                <w:color w:val="64748B"/>
-                <w:sz w:val="16"/>
-              </w:rPr>
-              <w:t>GT-CQ</w:t>
-            </w:r>
-          </w:p>
-        </w:tc>
-        <w:tc>
-          <w:tcPr>
-            <w:tcW w:type="dxa" w:w="4706"/>
-          </w:tcPr>
-          <w:p>
-            <w:r>
-              <w:rPr>
-                <w:b w:val="0"/>
-                <w:i w:val="0"/>
-                <w:sz w:val="17"/>
-              </w:rPr>
-              <w:t>Veuillez, s'il vous plaît, confirmer cette information.</w:t>
-            </w:r>
-          </w:p>
-        </w:tc>
-      </w:tr>
-      <w:tr>
-        <w:tc>
-          <w:tcPr>
-            <w:tcW w:type="dxa" w:w="964"/>
-          </w:tcPr>
-          <w:p>
-            <w:r>
-              <w:rPr>
-                <w:b/>
-                <w:i w:val="0"/>
-                <w:color w:val="EA580C"/>
-                <w:sz w:val="16"/>
-              </w:rPr>
-              <w:t>Moyenne</w:t>
-            </w:r>
-          </w:p>
-        </w:tc>
-        <w:tc>
-          <w:tcPr>
-            <w:tcW w:type="dxa" w:w="1247"/>
-          </w:tcPr>
-          <w:p>
-            <w:r>
-              <w:rPr>
-                <w:b/>
-                <w:i w:val="0"/>
-                <w:sz w:val="16"/>
-              </w:rPr>
-              <w:t>S06</w:t>
-              <w:br/>
-            </w:r>
-            <w:r>
-              <w:rPr>
-                <w:b w:val="0"/>
-                <w:i w:val="0"/>
-                <w:color w:val="64748B"/>
-                <w:sz w:val="14"/>
-              </w:rPr>
-              <w:t>Crédit &amp; épargne</w:t>
-            </w:r>
-          </w:p>
-        </w:tc>
-        <w:tc>
-          <w:tcPr>
-            <w:tcW w:type="dxa" w:w="1531"/>
-          </w:tcPr>
-          <w:p>
-            <w:r>
-              <w:rPr>
-                <w:b/>
-                <w:i w:val="0"/>
-                <w:color w:val="16A34A"/>
-                <w:sz w:val="16"/>
-              </w:rPr>
-              <w:t>s01q23, s01q00b, s01q23_autre</w:t>
-            </w:r>
-          </w:p>
-        </w:tc>
-        <w:tc>
-          <w:tcPr>
-            <w:tcW w:type="dxa" w:w="1191"/>
-          </w:tcPr>
-          <w:p>
-            <w:r>
-              <w:rPr>
-                <w:b w:val="0"/>
-                <w:i w:val="0"/>
-                <w:color w:val="64748B"/>
-                <w:sz w:val="16"/>
-              </w:rPr>
-              <w:t>GT-CQ</w:t>
-            </w:r>
-          </w:p>
-        </w:tc>
-        <w:tc>
-          <w:tcPr>
-            <w:tcW w:type="dxa" w:w="4706"/>
-          </w:tcPr>
-          <w:p>
-            <w:r>
-              <w:rPr>
-                <w:b w:val="0"/>
-                <w:i w:val="0"/>
-                <w:sz w:val="17"/>
-              </w:rPr>
-              <w:t>La  raison pourquoi MAMA BALDE n'a pas demandé de crédit auprès d'une institution financière au cours des 12 derniers mois est il fera sa demande au mois de juin et semble exister dans les modalités, prière de prendre attache avec le QG pour plus d'explication afin de la classer bien.</w:t>
-            </w:r>
-          </w:p>
-        </w:tc>
-      </w:tr>
-      <w:tr>
-        <w:tc>
-          <w:tcPr>
-            <w:tcW w:type="dxa" w:w="964"/>
-          </w:tcPr>
-          <w:p>
-            <w:r>
-              <w:rPr>
-                <w:b/>
-                <w:i w:val="0"/>
-                <w:color w:val="EA580C"/>
-                <w:sz w:val="16"/>
-              </w:rPr>
-              <w:t>Moyenne</w:t>
-            </w:r>
-          </w:p>
-        </w:tc>
-        <w:tc>
-          <w:tcPr>
-            <w:tcW w:type="dxa" w:w="1247"/>
-          </w:tcPr>
-          <w:p>
-            <w:r>
-              <w:rPr>
-                <w:b/>
-                <w:i w:val="0"/>
-                <w:sz w:val="16"/>
-              </w:rPr>
-              <w:t>S07</w:t>
-              <w:br/>
-            </w:r>
-            <w:r>
-              <w:rPr>
-                <w:b w:val="0"/>
-                <w:i w:val="0"/>
-                <w:color w:val="64748B"/>
-                <w:sz w:val="14"/>
-              </w:rPr>
-              <w:t>Consommation alimentaire</w:t>
-            </w:r>
-          </w:p>
-        </w:tc>
-        <w:tc>
-          <w:tcPr>
-            <w:tcW w:type="dxa" w:w="1531"/>
-          </w:tcPr>
-          <w:p>
-            <w:r>
-              <w:rPr>
-                <w:b/>
-                <w:i w:val="0"/>
-                <w:color w:val="16A34A"/>
-                <w:sz w:val="16"/>
-              </w:rPr>
-              <w:t>—</w:t>
-            </w:r>
-          </w:p>
-        </w:tc>
-        <w:tc>
-          <w:tcPr>
-            <w:tcW w:type="dxa" w:w="1191"/>
-          </w:tcPr>
-          <w:p>
-            <w:r>
-              <w:rPr>
-                <w:b w:val="0"/>
-                <w:i w:val="0"/>
-                <w:color w:val="64748B"/>
-                <w:sz w:val="16"/>
-              </w:rPr>
-              <w:t>GT-CQ</w:t>
-            </w:r>
-          </w:p>
-        </w:tc>
-        <w:tc>
-          <w:tcPr>
-            <w:tcW w:type="dxa" w:w="4706"/>
-          </w:tcPr>
-          <w:p>
-            <w:r>
-              <w:rPr>
-                <w:b w:val="0"/>
-                <w:i w:val="0"/>
-                <w:sz w:val="17"/>
-              </w:rPr>
-              <w:t>Attention ! La dépense du répas pris à l'extérieur de ALIOU BALDE (2500 Fcfa) au cours de 7 derniers jours est relativement élevé.</w:t>
-            </w:r>
-          </w:p>
-        </w:tc>
-      </w:tr>
-      <w:tr>
-        <w:tc>
-          <w:tcPr>
-            <w:tcW w:type="dxa" w:w="964"/>
-          </w:tcPr>
-          <w:p>
-            <w:r>
-              <w:rPr>
-                <w:b/>
-                <w:i w:val="0"/>
-                <w:color w:val="EA580C"/>
-                <w:sz w:val="16"/>
-              </w:rPr>
-              <w:t>Moyenne</w:t>
-            </w:r>
-          </w:p>
-        </w:tc>
-        <w:tc>
-          <w:tcPr>
-            <w:tcW w:type="dxa" w:w="1247"/>
-          </w:tcPr>
-          <w:p>
-            <w:r>
-              <w:rPr>
-                <w:b/>
-                <w:i w:val="0"/>
-                <w:sz w:val="16"/>
-              </w:rPr>
-              <w:t>S07</w:t>
-              <w:br/>
-            </w:r>
-            <w:r>
-              <w:rPr>
-                <w:b w:val="0"/>
-                <w:i w:val="0"/>
-                <w:color w:val="64748B"/>
-                <w:sz w:val="14"/>
-              </w:rPr>
-              <w:t>Consommation alimentaire</w:t>
-            </w:r>
-          </w:p>
-        </w:tc>
-        <w:tc>
-          <w:tcPr>
-            <w:tcW w:type="dxa" w:w="1531"/>
-          </w:tcPr>
-          <w:p>
-            <w:r>
-              <w:rPr>
-                <w:b/>
-                <w:i w:val="0"/>
-                <w:color w:val="16A34A"/>
-                <w:sz w:val="16"/>
-              </w:rPr>
-              <w:t>—</w:t>
-            </w:r>
-          </w:p>
-        </w:tc>
-        <w:tc>
-          <w:tcPr>
-            <w:tcW w:type="dxa" w:w="1191"/>
-          </w:tcPr>
-          <w:p>
-            <w:r>
-              <w:rPr>
-                <w:b w:val="0"/>
-                <w:i w:val="0"/>
-                <w:color w:val="64748B"/>
-                <w:sz w:val="16"/>
-              </w:rPr>
-              <w:t>GT-CQ</w:t>
-            </w:r>
-          </w:p>
-        </w:tc>
-        <w:tc>
-          <w:tcPr>
-            <w:tcW w:type="dxa" w:w="4706"/>
-          </w:tcPr>
-          <w:p>
-            <w:r>
-              <w:rPr>
-                <w:b w:val="0"/>
-                <w:i w:val="0"/>
-                <w:sz w:val="17"/>
-              </w:rPr>
-              <w:t>Prière de corriger ou de confirmer avec le QG.</w:t>
-            </w:r>
-          </w:p>
-        </w:tc>
-      </w:tr>
-      <w:tr>
-        <w:tc>
-          <w:tcPr>
-            <w:tcW w:type="dxa" w:w="964"/>
-          </w:tcPr>
-          <w:p>
-            <w:r>
-              <w:rPr>
-                <w:b/>
-                <w:i w:val="0"/>
-                <w:color w:val="EA580C"/>
-                <w:sz w:val="16"/>
-              </w:rPr>
-              <w:t>Moyenne</w:t>
-            </w:r>
-          </w:p>
-        </w:tc>
-        <w:tc>
-          <w:tcPr>
-            <w:tcW w:type="dxa" w:w="1247"/>
-          </w:tcPr>
-          <w:p>
-            <w:r>
-              <w:rPr>
-                <w:b/>
-                <w:i w:val="0"/>
-                <w:sz w:val="16"/>
-              </w:rPr>
-              <w:t>S07</w:t>
-              <w:br/>
-            </w:r>
-            <w:r>
-              <w:rPr>
-                <w:b w:val="0"/>
-                <w:i w:val="0"/>
-                <w:color w:val="64748B"/>
-                <w:sz w:val="14"/>
-              </w:rPr>
-              <w:t>Consommation alimentaire</w:t>
-            </w:r>
-          </w:p>
-        </w:tc>
-        <w:tc>
-          <w:tcPr>
-            <w:tcW w:type="dxa" w:w="1531"/>
-          </w:tcPr>
-          <w:p>
-            <w:r>
-              <w:rPr>
-                <w:b/>
-                <w:i w:val="0"/>
-                <w:color w:val="16A34A"/>
-                <w:sz w:val="16"/>
-              </w:rPr>
-              <w:t>s01q23, s01q00b, s01q23_autre</w:t>
-            </w:r>
-          </w:p>
-        </w:tc>
-        <w:tc>
-          <w:tcPr>
-            <w:tcW w:type="dxa" w:w="1191"/>
-          </w:tcPr>
-          <w:p>
-            <w:r>
-              <w:rPr>
-                <w:b w:val="0"/>
-                <w:i w:val="0"/>
-                <w:color w:val="64748B"/>
-                <w:sz w:val="16"/>
-              </w:rPr>
-              <w:t>GT-CQ</w:t>
-            </w:r>
-          </w:p>
-        </w:tc>
-        <w:tc>
-          <w:tcPr>
-            <w:tcW w:type="dxa" w:w="4706"/>
-          </w:tcPr>
-          <w:p>
-            <w:r>
-              <w:rPr>
-                <w:b w:val="0"/>
-                <w:i w:val="0"/>
-                <w:sz w:val="17"/>
-              </w:rPr>
-              <w:t>La dernière fois que vous avez acheté Sucre en poudre est frontiere gambienne et semble exister dans les modalités, prière de prendre attache avec le QG pour plus d'explication afin de la classer bien.</w:t>
-            </w:r>
-          </w:p>
-        </w:tc>
-      </w:tr>
-      <w:tr>
-        <w:tc>
-          <w:tcPr>
-            <w:tcW w:type="dxa" w:w="964"/>
-          </w:tcPr>
-          <w:p>
-            <w:r>
-              <w:rPr>
-                <w:b/>
-                <w:i w:val="0"/>
-                <w:color w:val="EA580C"/>
-                <w:sz w:val="16"/>
-              </w:rPr>
-              <w:t>Moyenne</w:t>
-            </w:r>
-          </w:p>
-        </w:tc>
-        <w:tc>
-          <w:tcPr>
-            <w:tcW w:type="dxa" w:w="1247"/>
-          </w:tcPr>
-          <w:p>
-            <w:r>
-              <w:rPr>
-                <w:b/>
-                <w:i w:val="0"/>
-                <w:sz w:val="16"/>
-              </w:rPr>
-              <w:t>S07</w:t>
-              <w:br/>
-            </w:r>
-            <w:r>
-              <w:rPr>
-                <w:b w:val="0"/>
-                <w:i w:val="0"/>
-                <w:color w:val="64748B"/>
-                <w:sz w:val="14"/>
-              </w:rPr>
-              <w:t>Consommation alimentaire</w:t>
-            </w:r>
-          </w:p>
-        </w:tc>
-        <w:tc>
-          <w:tcPr>
-            <w:tcW w:type="dxa" w:w="1531"/>
-          </w:tcPr>
-          <w:p>
-            <w:r>
-              <w:rPr>
-                <w:b/>
-                <w:i w:val="0"/>
-                <w:color w:val="16A34A"/>
-                <w:sz w:val="16"/>
-              </w:rPr>
-              <w:t>s01q23, s01q00b, s01q23_autre</w:t>
-            </w:r>
-          </w:p>
-        </w:tc>
-        <w:tc>
-          <w:tcPr>
-            <w:tcW w:type="dxa" w:w="1191"/>
-          </w:tcPr>
-          <w:p>
-            <w:r>
-              <w:rPr>
-                <w:b w:val="0"/>
-                <w:i w:val="0"/>
-                <w:color w:val="64748B"/>
-                <w:sz w:val="16"/>
-              </w:rPr>
-              <w:t>GT-CQ</w:t>
-            </w:r>
-          </w:p>
-        </w:tc>
-        <w:tc>
-          <w:tcPr>
-            <w:tcW w:type="dxa" w:w="4706"/>
-          </w:tcPr>
-          <w:p>
-            <w:r>
-              <w:rPr>
-                <w:b w:val="0"/>
-                <w:i w:val="0"/>
-                <w:sz w:val="17"/>
-              </w:rPr>
-              <w:t>La dernière fois que vous avez acheté Viande de chèvre est chez un proche et semble exister dans les modalités, prière de prendre attache avec le QG pour plus d'explication afin de la classer bien.</w:t>
-            </w:r>
-          </w:p>
-        </w:tc>
-      </w:tr>
-      <w:tr>
-        <w:tc>
-          <w:tcPr>
-            <w:tcW w:type="dxa" w:w="964"/>
-          </w:tcPr>
-          <w:p>
-            <w:r>
-              <w:rPr>
-                <w:b/>
-                <w:i w:val="0"/>
-                <w:color w:val="EA580C"/>
-                <w:sz w:val="16"/>
-              </w:rPr>
-              <w:t>Moyenne</w:t>
-            </w:r>
-          </w:p>
-        </w:tc>
-        <w:tc>
-          <w:tcPr>
-            <w:tcW w:type="dxa" w:w="1247"/>
-          </w:tcPr>
-          <w:p>
-            <w:r>
-              <w:rPr>
-                <w:b/>
-                <w:i w:val="0"/>
-                <w:sz w:val="16"/>
-              </w:rPr>
-              <w:t>S07</w:t>
-              <w:br/>
-            </w:r>
-            <w:r>
-              <w:rPr>
-                <w:b w:val="0"/>
-                <w:i w:val="0"/>
-                <w:color w:val="64748B"/>
-                <w:sz w:val="14"/>
-              </w:rPr>
-              <w:t>Consommation alimentaire</w:t>
-            </w:r>
-          </w:p>
-        </w:tc>
-        <w:tc>
-          <w:tcPr>
-            <w:tcW w:type="dxa" w:w="1531"/>
-          </w:tcPr>
-          <w:p>
-            <w:r>
-              <w:rPr>
-                <w:b/>
-                <w:i w:val="0"/>
-                <w:color w:val="16A34A"/>
-                <w:sz w:val="16"/>
-              </w:rPr>
-              <w:t>—</w:t>
-            </w:r>
-          </w:p>
-        </w:tc>
-        <w:tc>
-          <w:tcPr>
-            <w:tcW w:type="dxa" w:w="1191"/>
-          </w:tcPr>
-          <w:p>
-            <w:r>
-              <w:rPr>
-                <w:b w:val="0"/>
-                <w:i w:val="0"/>
-                <w:color w:val="64748B"/>
-                <w:sz w:val="16"/>
-              </w:rPr>
-              <w:t>GT-CQ</w:t>
-            </w:r>
-          </w:p>
-        </w:tc>
-        <w:tc>
-          <w:tcPr>
-            <w:tcW w:type="dxa" w:w="4706"/>
-          </w:tcPr>
-          <w:p>
-            <w:r>
-              <w:rPr>
-                <w:b w:val="0"/>
-                <w:i w:val="0"/>
-                <w:sz w:val="17"/>
-              </w:rPr>
-              <w:t>Prière de corriger ou de confirmer avec le QG.</w:t>
-            </w:r>
-          </w:p>
-        </w:tc>
-      </w:tr>
-      <w:tr>
-        <w:tc>
-          <w:tcPr>
-            <w:tcW w:type="dxa" w:w="964"/>
-          </w:tcPr>
-          <w:p>
-            <w:r>
-              <w:rPr>
-                <w:b/>
-                <w:i w:val="0"/>
-                <w:color w:val="EA580C"/>
-                <w:sz w:val="16"/>
-              </w:rPr>
-              <w:t>Moyenne</w:t>
-            </w:r>
-          </w:p>
-        </w:tc>
-        <w:tc>
-          <w:tcPr>
-            <w:tcW w:type="dxa" w:w="1247"/>
-          </w:tcPr>
-          <w:p>
-            <w:r>
-              <w:rPr>
-                <w:b/>
-                <w:i w:val="0"/>
-                <w:sz w:val="16"/>
-              </w:rPr>
-              <w:t>S07</w:t>
-              <w:br/>
-            </w:r>
-            <w:r>
-              <w:rPr>
-                <w:b w:val="0"/>
-                <w:i w:val="0"/>
-                <w:color w:val="64748B"/>
-                <w:sz w:val="14"/>
-              </w:rPr>
-              <w:t>Consommation alimentaire</w:t>
-            </w:r>
-          </w:p>
-        </w:tc>
-        <w:tc>
-          <w:tcPr>
-            <w:tcW w:type="dxa" w:w="1531"/>
-          </w:tcPr>
-          <w:p>
-            <w:r>
-              <w:rPr>
-                <w:b/>
-                <w:i w:val="0"/>
-                <w:color w:val="16A34A"/>
-                <w:sz w:val="16"/>
-              </w:rPr>
-              <w:t>—</w:t>
-            </w:r>
-          </w:p>
-        </w:tc>
-        <w:tc>
-          <w:tcPr>
-            <w:tcW w:type="dxa" w:w="1191"/>
-          </w:tcPr>
-          <w:p>
-            <w:r>
-              <w:rPr>
-                <w:b w:val="0"/>
-                <w:i w:val="0"/>
-                <w:color w:val="64748B"/>
-                <w:sz w:val="16"/>
-              </w:rPr>
-              <w:t>GT-CQ</w:t>
-            </w:r>
-          </w:p>
-        </w:tc>
-        <w:tc>
-          <w:tcPr>
-            <w:tcW w:type="dxa" w:w="4706"/>
-          </w:tcPr>
-          <w:p>
-            <w:r>
-              <w:rPr>
-                <w:b w:val="0"/>
-                <w:i w:val="0"/>
-                <w:sz w:val="17"/>
-              </w:rPr>
-              <w:t>Etes vous sur d'avoir selectionner la bonne unitée ? prière de verifier et corriger.</w:t>
-            </w:r>
-          </w:p>
-        </w:tc>
-      </w:tr>
-      <w:tr>
-        <w:tc>
-          <w:tcPr>
-            <w:tcW w:type="dxa" w:w="964"/>
-          </w:tcPr>
-          <w:p>
-            <w:r>
-              <w:rPr>
-                <w:b/>
-                <w:i w:val="0"/>
-                <w:color w:val="EA580C"/>
-                <w:sz w:val="16"/>
-              </w:rPr>
-              <w:t>Moyenne</w:t>
-            </w:r>
-          </w:p>
-        </w:tc>
-        <w:tc>
-          <w:tcPr>
-            <w:tcW w:type="dxa" w:w="1247"/>
-          </w:tcPr>
-          <w:p>
-            <w:r>
-              <w:rPr>
-                <w:b/>
-                <w:i w:val="0"/>
-                <w:sz w:val="16"/>
-              </w:rPr>
-              <w:t>S08</w:t>
-              <w:br/>
-            </w:r>
-            <w:r>
-              <w:rPr>
-                <w:b w:val="0"/>
-                <w:i w:val="0"/>
-                <w:color w:val="64748B"/>
-                <w:sz w:val="14"/>
-              </w:rPr>
-              <w:t>Dépenses santé/éducation</w:t>
-            </w:r>
-          </w:p>
-        </w:tc>
-        <w:tc>
-          <w:tcPr>
-            <w:tcW w:type="dxa" w:w="1531"/>
-          </w:tcPr>
-          <w:p>
-            <w:r>
-              <w:rPr>
-                <w:b/>
-                <w:i w:val="0"/>
-                <w:color w:val="16A34A"/>
-                <w:sz w:val="16"/>
-              </w:rPr>
-              <w:t>—</w:t>
-            </w:r>
-          </w:p>
-        </w:tc>
-        <w:tc>
-          <w:tcPr>
-            <w:tcW w:type="dxa" w:w="1191"/>
-          </w:tcPr>
-          <w:p>
-            <w:r>
-              <w:rPr>
-                <w:b w:val="0"/>
-                <w:i w:val="0"/>
-                <w:color w:val="64748B"/>
-                <w:sz w:val="16"/>
-              </w:rPr>
-              <w:t>GT-CQ</w:t>
-            </w:r>
-          </w:p>
-        </w:tc>
-        <w:tc>
-          <w:tcPr>
-            <w:tcW w:type="dxa" w:w="4706"/>
-          </w:tcPr>
-          <w:p>
-            <w:r>
-              <w:rPr>
-                <w:b w:val="0"/>
-                <w:i w:val="0"/>
-                <w:sz w:val="17"/>
-              </w:rPr>
-              <w:t>Prière de fournir d'effort pour avoir des réponses exactes au lieu de NSP ou Refus.</w:t>
-            </w:r>
-          </w:p>
-        </w:tc>
-      </w:tr>
-      <w:tr>
-        <w:tc>
-          <w:tcPr>
-            <w:tcW w:type="dxa" w:w="964"/>
-          </w:tcPr>
-          <w:p>
-            <w:r>
-              <w:rPr>
-                <w:b/>
-                <w:i w:val="0"/>
-                <w:color w:val="EA580C"/>
-                <w:sz w:val="16"/>
-              </w:rPr>
-              <w:t>Moyenne</w:t>
-            </w:r>
-          </w:p>
-        </w:tc>
-        <w:tc>
-          <w:tcPr>
-            <w:tcW w:type="dxa" w:w="1247"/>
-          </w:tcPr>
-          <w:p>
-            <w:r>
-              <w:rPr>
-                <w:b/>
-                <w:i w:val="0"/>
-                <w:sz w:val="16"/>
-              </w:rPr>
-              <w:t>S08</w:t>
-              <w:br/>
-            </w:r>
-            <w:r>
-              <w:rPr>
-                <w:b w:val="0"/>
-                <w:i w:val="0"/>
-                <w:color w:val="64748B"/>
-                <w:sz w:val="14"/>
-              </w:rPr>
-              <w:t>Dépenses santé/éducation</w:t>
-            </w:r>
-          </w:p>
-        </w:tc>
-        <w:tc>
-          <w:tcPr>
-            <w:tcW w:type="dxa" w:w="1531"/>
-          </w:tcPr>
-          <w:p>
-            <w:r>
-              <w:rPr>
-                <w:b/>
-                <w:i w:val="0"/>
-                <w:color w:val="16A34A"/>
-                <w:sz w:val="16"/>
-              </w:rPr>
-              <w:t>—</w:t>
-            </w:r>
-          </w:p>
-        </w:tc>
-        <w:tc>
-          <w:tcPr>
-            <w:tcW w:type="dxa" w:w="1191"/>
-          </w:tcPr>
-          <w:p>
-            <w:r>
-              <w:rPr>
-                <w:b w:val="0"/>
-                <w:i w:val="0"/>
-                <w:color w:val="64748B"/>
-                <w:sz w:val="16"/>
-              </w:rPr>
-              <w:t>GT-CQ</w:t>
-            </w:r>
-          </w:p>
-        </w:tc>
-        <w:tc>
-          <w:tcPr>
-            <w:tcW w:type="dxa" w:w="4706"/>
-          </w:tcPr>
-          <w:p>
-            <w:r>
-              <w:rPr>
-                <w:b w:val="0"/>
-                <w:i w:val="0"/>
-                <w:sz w:val="17"/>
-              </w:rPr>
-              <w:t>Prière de demander le ménage pour renseigner le reste (Section 8).</w:t>
-            </w:r>
-          </w:p>
-        </w:tc>
-      </w:tr>
-      <w:tr>
-        <w:tc>
-          <w:tcPr>
-            <w:tcW w:type="dxa" w:w="964"/>
-          </w:tcPr>
-          <w:p>
-            <w:r>
-              <w:rPr>
-                <w:b/>
-                <w:i w:val="0"/>
-                <w:color w:val="EA580C"/>
-                <w:sz w:val="16"/>
-              </w:rPr>
-              <w:t>Moyenne</w:t>
-            </w:r>
-          </w:p>
-        </w:tc>
-        <w:tc>
-          <w:tcPr>
-            <w:tcW w:type="dxa" w:w="1247"/>
-          </w:tcPr>
-          <w:p>
-            <w:r>
-              <w:rPr>
-                <w:b/>
-                <w:i w:val="0"/>
-                <w:sz w:val="16"/>
-              </w:rPr>
-              <w:t>S09</w:t>
-              <w:br/>
-            </w:r>
-            <w:r>
-              <w:rPr>
-                <w:b w:val="0"/>
-                <w:i w:val="0"/>
-                <w:color w:val="64748B"/>
-                <w:sz w:val="14"/>
-              </w:rPr>
-              <w:t>Dépenses non alimentaires</w:t>
-            </w:r>
-          </w:p>
-        </w:tc>
-        <w:tc>
-          <w:tcPr>
-            <w:tcW w:type="dxa" w:w="1531"/>
-          </w:tcPr>
-          <w:p>
-            <w:r>
-              <w:rPr>
-                <w:b/>
-                <w:i w:val="0"/>
-                <w:color w:val="16A34A"/>
-                <w:sz w:val="16"/>
-              </w:rPr>
-              <w:t>—</w:t>
-            </w:r>
-          </w:p>
-        </w:tc>
-        <w:tc>
-          <w:tcPr>
-            <w:tcW w:type="dxa" w:w="1191"/>
-          </w:tcPr>
-          <w:p>
-            <w:r>
-              <w:rPr>
-                <w:b w:val="0"/>
-                <w:i w:val="0"/>
-                <w:color w:val="64748B"/>
-                <w:sz w:val="16"/>
-              </w:rPr>
-              <w:t>GT-CQ</w:t>
-            </w:r>
-          </w:p>
-        </w:tc>
-        <w:tc>
-          <w:tcPr>
-            <w:tcW w:type="dxa" w:w="4706"/>
-          </w:tcPr>
-          <w:p>
-            <w:r>
-              <w:rPr>
-                <w:b w:val="0"/>
-                <w:i w:val="0"/>
-                <w:sz w:val="17"/>
-              </w:rPr>
-              <w:t>Attention ! La dépense du ménage de MAMA BALDE (1400 Fcfa) au cours de 7 derniers jours de Cigarettes, Tabac est relativement élevé.</w:t>
-            </w:r>
-          </w:p>
-        </w:tc>
-      </w:tr>
-      <w:tr>
-        <w:tc>
-          <w:tcPr>
-            <w:tcW w:type="dxa" w:w="964"/>
-          </w:tcPr>
-          <w:p>
-            <w:r>
-              <w:rPr>
-                <w:b/>
-                <w:i w:val="0"/>
-                <w:color w:val="EA580C"/>
-                <w:sz w:val="16"/>
-              </w:rPr>
-              <w:t>Moyenne</w:t>
-            </w:r>
-          </w:p>
-        </w:tc>
-        <w:tc>
-          <w:tcPr>
-            <w:tcW w:type="dxa" w:w="1247"/>
-          </w:tcPr>
-          <w:p>
-            <w:r>
-              <w:rPr>
-                <w:b/>
-                <w:i w:val="0"/>
-                <w:sz w:val="16"/>
-              </w:rPr>
-              <w:t>S09</w:t>
-              <w:br/>
-            </w:r>
-            <w:r>
-              <w:rPr>
-                <w:b w:val="0"/>
-                <w:i w:val="0"/>
-                <w:color w:val="64748B"/>
-                <w:sz w:val="14"/>
-              </w:rPr>
-              <w:t>Dépenses non alimentaires</w:t>
-            </w:r>
-          </w:p>
-        </w:tc>
-        <w:tc>
-          <w:tcPr>
-            <w:tcW w:type="dxa" w:w="1531"/>
-          </w:tcPr>
-          <w:p>
-            <w:r>
-              <w:rPr>
-                <w:b/>
-                <w:i w:val="0"/>
-                <w:color w:val="16A34A"/>
-                <w:sz w:val="16"/>
-              </w:rPr>
-              <w:t>—</w:t>
-            </w:r>
-          </w:p>
-        </w:tc>
-        <w:tc>
-          <w:tcPr>
-            <w:tcW w:type="dxa" w:w="1191"/>
-          </w:tcPr>
-          <w:p>
-            <w:r>
-              <w:rPr>
-                <w:b w:val="0"/>
-                <w:i w:val="0"/>
-                <w:color w:val="64748B"/>
-                <w:sz w:val="16"/>
-              </w:rPr>
-              <w:t>GT-CQ</w:t>
-            </w:r>
-          </w:p>
-        </w:tc>
-        <w:tc>
-          <w:tcPr>
-            <w:tcW w:type="dxa" w:w="4706"/>
-          </w:tcPr>
-          <w:p>
-            <w:r>
-              <w:rPr>
-                <w:b w:val="0"/>
-                <w:i w:val="0"/>
-                <w:sz w:val="17"/>
-              </w:rPr>
-              <w:t>Prière de corriger ou de confirmer avec le QG.</w:t>
-            </w:r>
-          </w:p>
-        </w:tc>
-      </w:tr>
-      <w:tr>
-        <w:tc>
-          <w:tcPr>
-            <w:tcW w:type="dxa" w:w="964"/>
-          </w:tcPr>
-          <w:p>
-            <w:r>
-              <w:rPr>
-                <w:b/>
-                <w:i w:val="0"/>
-                <w:color w:val="EA580C"/>
-                <w:sz w:val="16"/>
-              </w:rPr>
-              <w:t>Moyenne</w:t>
-            </w:r>
-          </w:p>
-        </w:tc>
-        <w:tc>
-          <w:tcPr>
-            <w:tcW w:type="dxa" w:w="1247"/>
-          </w:tcPr>
-          <w:p>
-            <w:r>
-              <w:rPr>
-                <w:b/>
-                <w:i w:val="0"/>
-                <w:sz w:val="16"/>
-              </w:rPr>
-              <w:t>S09</w:t>
-              <w:br/>
-            </w:r>
-            <w:r>
-              <w:rPr>
-                <w:b w:val="0"/>
-                <w:i w:val="0"/>
-                <w:color w:val="64748B"/>
-                <w:sz w:val="14"/>
-              </w:rPr>
-              <w:t>Dépenses non alimentaires</w:t>
-            </w:r>
-          </w:p>
-        </w:tc>
-        <w:tc>
-          <w:tcPr>
-            <w:tcW w:type="dxa" w:w="1531"/>
-          </w:tcPr>
-          <w:p>
-            <w:r>
-              <w:rPr>
-                <w:b/>
-                <w:i w:val="0"/>
-                <w:color w:val="16A34A"/>
-                <w:sz w:val="16"/>
-              </w:rPr>
-              <w:t>s01q23, s01q00b, s01q23_autre</w:t>
-            </w:r>
-          </w:p>
-        </w:tc>
-        <w:tc>
-          <w:tcPr>
-            <w:tcW w:type="dxa" w:w="1191"/>
-          </w:tcPr>
-          <w:p>
-            <w:r>
-              <w:rPr>
-                <w:b w:val="0"/>
-                <w:i w:val="0"/>
-                <w:color w:val="64748B"/>
-                <w:sz w:val="16"/>
-              </w:rPr>
-              <w:t>GT-CQ</w:t>
-            </w:r>
-          </w:p>
-        </w:tc>
-        <w:tc>
-          <w:tcPr>
-            <w:tcW w:type="dxa" w:w="4706"/>
-          </w:tcPr>
-          <w:p>
-            <w:r>
-              <w:rPr>
-                <w:b w:val="0"/>
-                <w:i w:val="0"/>
-                <w:sz w:val="17"/>
-              </w:rPr>
-              <w:t>La dernière fois que vous avez acheté Bois de chauffe ramassé/coupé (estimer la valeur) est ramasser et semble exister dans les modalités, prière de prendre attache avec le QG pour plus d'explication afin de la classer bien.</w:t>
-            </w:r>
-          </w:p>
-        </w:tc>
-      </w:tr>
-      <w:tr>
-        <w:tc>
-          <w:tcPr>
-            <w:tcW w:type="dxa" w:w="964"/>
-          </w:tcPr>
-          <w:p>
-            <w:r>
-              <w:rPr>
-                <w:b/>
-                <w:i w:val="0"/>
-                <w:color w:val="EA580C"/>
-                <w:sz w:val="16"/>
-              </w:rPr>
-              <w:t>Moyenne</w:t>
-            </w:r>
-          </w:p>
-        </w:tc>
-        <w:tc>
-          <w:tcPr>
-            <w:tcW w:type="dxa" w:w="1247"/>
-          </w:tcPr>
-          <w:p>
-            <w:r>
-              <w:rPr>
-                <w:b/>
-                <w:i w:val="0"/>
-                <w:sz w:val="16"/>
-              </w:rPr>
-              <w:t>S12</w:t>
-              <w:br/>
-            </w:r>
-            <w:r>
-              <w:rPr>
-                <w:b w:val="0"/>
-                <w:i w:val="0"/>
-                <w:color w:val="64748B"/>
-                <w:sz w:val="14"/>
-              </w:rPr>
-              <w:t>Avoirs / biens durables</w:t>
-            </w:r>
-          </w:p>
-        </w:tc>
-        <w:tc>
-          <w:tcPr>
-            <w:tcW w:type="dxa" w:w="1531"/>
-          </w:tcPr>
-          <w:p>
-            <w:r>
-              <w:rPr>
-                <w:b/>
-                <w:i w:val="0"/>
-                <w:color w:val="16A34A"/>
-                <w:sz w:val="16"/>
-              </w:rPr>
-              <w:t>—</w:t>
-            </w:r>
-          </w:p>
-        </w:tc>
-        <w:tc>
-          <w:tcPr>
-            <w:tcW w:type="dxa" w:w="1191"/>
-          </w:tcPr>
-          <w:p>
-            <w:r>
-              <w:rPr>
-                <w:b w:val="0"/>
-                <w:i w:val="0"/>
-                <w:color w:val="64748B"/>
-                <w:sz w:val="16"/>
-              </w:rPr>
-              <w:t>GT-CQ</w:t>
-            </w:r>
-          </w:p>
-        </w:tc>
-        <w:tc>
-          <w:tcPr>
-            <w:tcW w:type="dxa" w:w="4706"/>
-          </w:tcPr>
-          <w:p>
-            <w:r>
-              <w:rPr>
-                <w:b w:val="0"/>
-                <w:i w:val="0"/>
-                <w:sz w:val="17"/>
-              </w:rPr>
-              <w:t>Attention ! Bicyclette, vélo de course a été revendu à 30000 Fcfa qui est relativement élevé par rapport aux autres prix de revente observés dans cette zone.</w:t>
-            </w:r>
-          </w:p>
-        </w:tc>
-      </w:tr>
-      <w:tr>
-        <w:tc>
-          <w:tcPr>
-            <w:tcW w:type="dxa" w:w="964"/>
-          </w:tcPr>
-          <w:p>
-            <w:r>
-              <w:rPr>
-                <w:b/>
-                <w:i w:val="0"/>
-                <w:color w:val="EA580C"/>
-                <w:sz w:val="16"/>
-              </w:rPr>
-              <w:t>Moyenne</w:t>
-            </w:r>
-          </w:p>
-        </w:tc>
-        <w:tc>
-          <w:tcPr>
-            <w:tcW w:type="dxa" w:w="1247"/>
-          </w:tcPr>
-          <w:p>
-            <w:r>
-              <w:rPr>
-                <w:b/>
-                <w:i w:val="0"/>
-                <w:sz w:val="16"/>
-              </w:rPr>
-              <w:t>S12</w:t>
-              <w:br/>
-            </w:r>
-            <w:r>
-              <w:rPr>
-                <w:b w:val="0"/>
-                <w:i w:val="0"/>
-                <w:color w:val="64748B"/>
-                <w:sz w:val="14"/>
-              </w:rPr>
-              <w:t>Avoirs / biens durables</w:t>
-            </w:r>
-          </w:p>
-        </w:tc>
-        <w:tc>
-          <w:tcPr>
-            <w:tcW w:type="dxa" w:w="1531"/>
-          </w:tcPr>
-          <w:p>
-            <w:r>
-              <w:rPr>
-                <w:b/>
-                <w:i w:val="0"/>
-                <w:color w:val="16A34A"/>
-                <w:sz w:val="16"/>
-              </w:rPr>
-              <w:t>—</w:t>
-            </w:r>
-          </w:p>
-        </w:tc>
-        <w:tc>
-          <w:tcPr>
-            <w:tcW w:type="dxa" w:w="1191"/>
-          </w:tcPr>
-          <w:p>
-            <w:r>
-              <w:rPr>
-                <w:b w:val="0"/>
-                <w:i w:val="0"/>
-                <w:color w:val="64748B"/>
-                <w:sz w:val="16"/>
-              </w:rPr>
-              <w:t>GT-CQ</w:t>
-            </w:r>
-          </w:p>
-        </w:tc>
-        <w:tc>
-          <w:tcPr>
-            <w:tcW w:type="dxa" w:w="4706"/>
-          </w:tcPr>
-          <w:p>
-            <w:r>
-              <w:rPr>
-                <w:b w:val="0"/>
-                <w:i w:val="0"/>
-                <w:sz w:val="17"/>
-              </w:rPr>
-              <w:t>Prière de corriger ou de confirmer avec le QG.</w:t>
-            </w:r>
-          </w:p>
-        </w:tc>
-      </w:tr>
-      <w:tr>
-        <w:tc>
-          <w:tcPr>
-            <w:tcW w:type="dxa" w:w="964"/>
-          </w:tcPr>
-          <w:p>
-            <w:r>
-              <w:rPr>
-                <w:b/>
-                <w:i w:val="0"/>
-                <w:color w:val="EA580C"/>
-                <w:sz w:val="16"/>
-              </w:rPr>
-              <w:t>Moyenne</w:t>
-            </w:r>
-          </w:p>
-        </w:tc>
-        <w:tc>
-          <w:tcPr>
-            <w:tcW w:type="dxa" w:w="1247"/>
-          </w:tcPr>
-          <w:p>
-            <w:r>
-              <w:rPr>
-                <w:b/>
-                <w:i w:val="0"/>
-                <w:sz w:val="16"/>
-              </w:rPr>
-              <w:t>S13</w:t>
-              <w:br/>
-            </w:r>
-            <w:r>
-              <w:rPr>
-                <w:b w:val="0"/>
-                <w:i w:val="0"/>
-                <w:color w:val="64748B"/>
-                <w:sz w:val="14"/>
-              </w:rPr>
-              <w:t>Transferts</w:t>
-            </w:r>
-          </w:p>
-        </w:tc>
-        <w:tc>
-          <w:tcPr>
-            <w:tcW w:type="dxa" w:w="1531"/>
-          </w:tcPr>
-          <w:p>
-            <w:r>
-              <w:rPr>
-                <w:b/>
-                <w:i w:val="0"/>
-                <w:color w:val="16A34A"/>
-                <w:sz w:val="16"/>
-              </w:rPr>
-              <w:t>s00q07a, s00q08, s00q10, s00q13_0, s00q15_0, s00q17_0, s00q23a, s00q23b</w:t>
-            </w:r>
-          </w:p>
-        </w:tc>
-        <w:tc>
-          <w:tcPr>
-            <w:tcW w:type="dxa" w:w="1191"/>
-          </w:tcPr>
-          <w:p>
-            <w:r>
-              <w:rPr>
-                <w:b w:val="0"/>
-                <w:i w:val="0"/>
-                <w:color w:val="64748B"/>
-                <w:sz w:val="16"/>
-              </w:rPr>
-              <w:t>GT-CQ</w:t>
-            </w:r>
-          </w:p>
-        </w:tc>
-        <w:tc>
-          <w:tcPr>
-            <w:tcW w:type="dxa" w:w="4706"/>
-          </w:tcPr>
-          <w:p>
-            <w:r>
-              <w:rPr>
-                <w:b w:val="0"/>
-                <w:i w:val="0"/>
-                <w:sz w:val="17"/>
-              </w:rPr>
-              <w:t>L'enquêteur prière de fournir d'effort pour avoir le niveau d'étude et l'âge de celui qui a envoyé/donné de l'argent dans la section 13a (Transfert reçu).</w:t>
             </w:r>
           </w:p>
         </w:tc>
